--- a/#请务必打开此文档查阅#含使用方式以及常见问题解答.docx
+++ b/#请务必打开此文档查阅#含使用方式以及常见问题解答.docx
@@ -70,15 +70,7 @@
           <w:color w:val="262626"/>
           <w:sz w:val="21"/>
         </w:rPr>
-        <w:t xml:space="preserve">1. 游戏分辨率必须是 16:9（推荐 </w:t>
-      </w:r>
-      <w:r>
-        <w:rPr>
-          <w:rFonts w:hint="eastAsia" w:ascii="Microsoft YaHei" w:hAnsi="Microsoft YaHei" w:eastAsia="Microsoft YaHei" w:cs="Microsoft YaHei"/>
-          <w:color w:val="262626"/>
-          <w:sz w:val="21"/>
-        </w:rPr>
-        <w:t>1920×1080），分辨率不对会导致识别全部失败。</w:t>
+        <w:t>1. 游戏分辨率必须是 16:9（推荐窗口化 1920×1080），并且要用下面的固定档位，不能用鼠标拖窗口边框调整大小；分辨率不对会导致识别全部失败，任务会在开始前直接停掉。</w:t>
       </w:r>
     </w:p>
     <w:p>
@@ -217,15 +209,7 @@
           <w:color w:val="262626"/>
           <w:sz w:val="21"/>
         </w:rPr>
-        <w:t>推荐窗口化 1920×1080（720P / 2K 见下方速查表）</w:t>
-      </w:r>
-      <w:r>
-        <w:rPr>
-          <w:rFonts w:hint="eastAsia" w:ascii="Microsoft YaHei" w:hAnsi="Microsoft YaHei" w:eastAsia="Microsoft YaHei" w:cs="Microsoft YaHei"/>
-          <w:color w:val="262626"/>
-          <w:sz w:val="21"/>
-        </w:rPr>
-        <w:t>；分辨率不符会导致图像识别失败。</w:t>
+        <w:t>推荐窗口化 1920×1080（720P / 900P / 2K 见下方速查表）；分辨率不符会导致图像识别失败，任务会直接停掉。</w:t>
       </w:r>
     </w:p>
     <w:p>
@@ -531,6 +515,45 @@
           </w:tcPr>
           <w:p>
             <w:r>
+              <w:t>1600×900</w:t>
+            </w:r>
+          </w:p>
+        </w:tc>
+        <w:tc>
+          <w:tcPr>
+            <w:tcW w:w="2768" w:type="dxa"/>
+            <w:vAlign w:val="center"/>
+          </w:tcPr>
+          <w:p>
+            <w:r>
+              <w:t>-screen-width 1600 -screen-height 900 -screen-fullscreen 0</w:t>
+            </w:r>
+          </w:p>
+        </w:tc>
+      </w:tr>
+      <w:tr>
+        <w:trPr/>
+        <w:tc>
+          <w:tcPr>
+            <w:tcW w:w="2768" w:type="dxa"/>
+            <w:vAlign w:val="center"/>
+          </w:tcPr>
+          <w:p>
+            <w:r>
+              <w:rPr>
+                <w:rFonts w:hint="eastAsia"/>
+              </w:rPr>
+              <w:t>窗口</w:t>
+            </w:r>
+          </w:p>
+        </w:tc>
+        <w:tc>
+          <w:tcPr>
+            <w:tcW w:w="2768" w:type="dxa"/>
+            <w:vAlign w:val="center"/>
+          </w:tcPr>
+          <w:p>
+            <w:r>
               <w:rPr>
                 <w:rFonts w:hint="eastAsia"/>
               </w:rPr>
@@ -651,6 +674,45 @@
           </w:tcPr>
           <w:p>
             <w:r>
+              <w:t>1600×900</w:t>
+            </w:r>
+          </w:p>
+        </w:tc>
+        <w:tc>
+          <w:tcPr>
+            <w:tcW w:w="2768" w:type="dxa"/>
+            <w:vAlign w:val="center"/>
+          </w:tcPr>
+          <w:p>
+            <w:r>
+              <w:t>-screen-width 1600 -screen-height 900 -screen-fullscreen 1</w:t>
+            </w:r>
+          </w:p>
+        </w:tc>
+      </w:tr>
+      <w:tr>
+        <w:trPr/>
+        <w:tc>
+          <w:tcPr>
+            <w:tcW w:w="2768" w:type="dxa"/>
+            <w:vAlign w:val="center"/>
+          </w:tcPr>
+          <w:p>
+            <w:r>
+              <w:rPr>
+                <w:rFonts w:hint="eastAsia"/>
+              </w:rPr>
+              <w:t>全屏</w:t>
+            </w:r>
+          </w:p>
+        </w:tc>
+        <w:tc>
+          <w:tcPr>
+            <w:tcW w:w="2768" w:type="dxa"/>
+            <w:vAlign w:val="center"/>
+          </w:tcPr>
+          <w:p>
+            <w:r>
               <w:rPr>
                 <w:rFonts w:hint="eastAsia"/>
               </w:rPr>
@@ -723,7 +785,15 @@
         <w:rPr>
           <w:rFonts w:hint="eastAsia"/>
         </w:rPr>
-        <w:t>👉 选「全屏」前先确认显示器是 16:9。带鱼屏（21:9）、1920×1200 这类非 16:9 的屏幕不要选全屏——全屏时分辨率会跟着显示器走，脚本会认不出画面，请改用「窗口」。</w:t>
+        <w:t>注意：不要用鼠标拖窗口边框调整大小。拖出来的尺寸几乎都不是标准 16:9，例如 1680×944 看着就是 16:9，换算后却是 1281×720，差 1 个像素，脚本就会在任务开始前直接停掉（界面还会显示「任务完成」，其实什么都没做）。只能从上面的速查表里选固定档位：1280×720 / 1600×900 / 1920×1080 / 2560×1440 / 3840×2160。</w:t>
+      </w:r>
+    </w:p>
+    <w:p>
+      <w:r>
+        <w:rPr>
+          <w:rFonts w:hint="eastAsia"/>
+        </w:rPr>
+        <w:t>👉 选「全屏」前先确认显示器是 16:9。带鱼屏（21:9）、1920×1200、1680×1050 这类非 16:9 的屏幕不要选全屏——全屏时分辨率会跟着显示器走，脚本会认不出画面，请改用「窗口」（16:10 屏可用窗口化 1600×900 或 1280×720）。</w:t>
       </w:r>
     </w:p>
     <w:p>
@@ -1488,7 +1558,59 @@
           <w:color w:val="1F4E79"/>
           <w:sz w:val="21"/>
         </w:rPr>
-        <w:t>Q7 点不动、画面全黑、什么都识别不到</w:t>
+        <w:t>Q7 任务刚启动就结束，界面显示任务完成但什么都没做</w:t>
+      </w:r>
+    </w:p>
+    <w:p>
+      <w:pPr/>
+      <w:r>
+        <w:rPr>
+          <w:rFonts w:hint="eastAsia" w:ascii="Microsoft YaHei" w:hAnsi="Microsoft YaHei" w:eastAsia="Microsoft YaHei" w:cs="Microsoft YaHei"/>
+          <w:color w:val="262626"/>
+          <w:sz w:val="21"/>
+        </w:rPr>
+        <w:t>这是分辨率不符：脚本的保护机制在任务开始前就把它停掉了，显示的「任务完成」只是假象，一步都没有执行。</w:t>
+      </w:r>
+    </w:p>
+    <w:p>
+      <w:pPr>
+        <w:ind w:left="280" w:right="120"/>
+      </w:pPr>
+      <w:r>
+        <w:rPr>
+          <w:rFonts w:hint="eastAsia" w:ascii="Microsoft YaHei" w:hAnsi="Microsoft YaHei" w:eastAsia="Microsoft YaHei" w:cs="Microsoft YaHei"/>
+          <w:color w:val="262626"/>
+          <w:sz w:val="21"/>
+        </w:rPr>
+        <w:t>👉 游戏窗口必须是标准 16:9 的固定档位：1280×720 / 1600×900 / 1920×1080 / 2560×1440 / 3840×2160；用鼠标拖边框拉出来的尺寸（例如 1680×944）哪怕只差 1 像素也会失败；</w:t>
+      </w:r>
+    </w:p>
+    <w:p>
+      <w:pPr>
+        <w:ind w:left="280" w:right="120"/>
+      </w:pPr>
+      <w:r>
+        <w:rPr>
+          <w:rFonts w:hint="eastAsia" w:ascii="Microsoft YaHei" w:hAnsi="Microsoft YaHei" w:eastAsia="Microsoft YaHei" w:cs="Microsoft YaHei"/>
+          <w:color w:val="262626"/>
+          <w:sz w:val="21"/>
+        </w:rPr>
+        <w:t>👉 改好分辨率后重跑；若仍然如此，到「设置 → 调试 → 导出日志」把压缩包发来，日志里的 width / height 就是脚本实际读到的窗口尺寸。</w:t>
+      </w:r>
+    </w:p>
+    <w:p>
+      <w:pPr>
+        <w:keepNext w:val="1"/>
+        <w:spacing w:before="180" w:after="40"/>
+      </w:pPr>
+      <w:r>
+        <w:rPr>
+          <w:rFonts w:hint="eastAsia" w:ascii="Microsoft YaHei" w:hAnsi="Microsoft YaHei" w:eastAsia="Microsoft YaHei" w:cs="Microsoft YaHei"/>
+          <w:b w:val="1"/>
+          <w:color w:val="1F4E79"/>
+          <w:sz w:val="21"/>
+        </w:rPr>
+        <w:t>Q8 点不动、画面全黑、什么都识别不到</w:t>
       </w:r>
     </w:p>
     <w:p>
@@ -1512,24 +1634,7 @@
           <w:color w:val="262626"/>
           <w:sz w:val="21"/>
         </w:rPr>
-        <w:t xml:space="preserve">👉 游戏窗口是不是 </w:t>
-      </w:r>
-      <w:r>
-        <w:rPr>
-          <w:rFonts w:hint="eastAsia" w:ascii="Microsoft YaHei" w:hAnsi="Microsoft YaHei" w:eastAsia="Microsoft YaHei" w:cs="Microsoft YaHei"/>
-          <w:b w:val="1"/>
-          <w:color w:val="262626"/>
-          <w:sz w:val="21"/>
-        </w:rPr>
-        <w:t>16:9（720P / 1080P / 2K 都行）</w:t>
-      </w:r>
-      <w:r>
-        <w:rPr>
-          <w:rFonts w:hint="eastAsia" w:ascii="Microsoft YaHei" w:hAnsi="Microsoft YaHei" w:eastAsia="Microsoft YaHei" w:cs="Microsoft YaHei"/>
-          <w:color w:val="262626"/>
-          <w:sz w:val="21"/>
-        </w:rPr>
-        <w:t>；</w:t>
+        <w:t>👉 游戏窗口是不是标准 16:9 的固定档位（720P / 900P / 1080P / 2K）；</w:t>
       </w:r>
     </w:p>
     <w:p>
@@ -1621,7 +1726,7 @@
           <w:color w:val="1F4E79"/>
           <w:sz w:val="21"/>
         </w:rPr>
-        <w:t>Q8 启动任务后软件立即闪退</w:t>
+        <w:t>Q9 启动任务后软件立即闪退</w:t>
       </w:r>
     </w:p>
     <w:p>
@@ -1666,7 +1771,7 @@
           <w:color w:val="1F4E79"/>
           <w:sz w:val="21"/>
         </w:rPr>
-        <w:t>Q9 任务卡在某个界面很久不动</w:t>
+        <w:t>Q10 任务卡在某个界面很久不动</w:t>
       </w:r>
     </w:p>
     <w:p>
@@ -1694,7 +1799,7 @@
           <w:color w:val="1F4E79"/>
           <w:sz w:val="21"/>
         </w:rPr>
-        <w:t>Q10 软件会不会覆盖我的任务配置？</w:t>
+        <w:t>Q11 软件会不会覆盖我的任务配置？</w:t>
       </w:r>
     </w:p>
     <w:p>
@@ -1737,7 +1842,7 @@
           <w:color w:val="1F4E79"/>
           <w:sz w:val="21"/>
         </w:rPr>
-        <w:t>Q11 下载很慢 / 更新失败</w:t>
+        <w:t>Q12 下载很慢 / 更新失败</w:t>
       </w:r>
     </w:p>
     <w:p>
@@ -1782,7 +1887,7 @@
           <w:color w:val="1F4E79"/>
           <w:sz w:val="21"/>
         </w:rPr>
-        <w:t>Q12 能用安卓模拟器或者手机端吗？</w:t>
+        <w:t>Q13 能用安卓模拟器或者手机端吗？</w:t>
       </w:r>
     </w:p>
     <w:p>

--- a/#请务必打开此文档查阅#含使用方式以及常见问题解答.docx
+++ b/#请务必打开此文档查阅#含使用方式以及常见问题解答.docx
@@ -121,6 +121,31 @@
           <w:sz w:val="21"/>
         </w:rPr>
         <w:t>，绝大多数情况那里已经有答案。</w:t>
+      </w:r>
+    </w:p>
+    <w:p>
+      <w:pPr>
+        <w:pBdr>
+          <w:left w:val="single" w:color="1E6FFF" w:sz="12" w:space="0"/>
+        </w:pBdr>
+        <w:ind w:left="240"/>
+      </w:pPr>
+      <w:r>
+        <w:rPr>
+          <w:rFonts w:hint="eastAsia" w:ascii="微软雅黑" w:hAnsi="微软雅黑" w:eastAsia="微软雅黑" w:cs="微软雅黑"/>
+          <w:b/>
+          <w:color w:val="262626"/>
+          <w:sz w:val="21"/>
+        </w:rPr>
+        <w:t>4. 想挂机可以把游戏窗口最小化 —— 默认的「电脑端」控制器支持后台识别与点击，最小化不影响任务（前提与注意点见第五章 Q14）。</w:t>
+      </w:r>
+      <w:r>
+        <w:rPr>
+          <w:rFonts w:hint="eastAsia" w:ascii="微软雅黑" w:hAnsi="微软雅黑" w:eastAsia="微软雅黑" w:cs="微软雅黑"/>
+          <w:color w:val="262626"/>
+          <w:sz w:val="21"/>
+        </w:rPr>
+        <w:t/>
       </w:r>
     </w:p>
     <w:p>
@@ -1703,7 +1728,7 @@
           <w:color w:val="262626"/>
           <w:sz w:val="21"/>
         </w:rPr>
-        <w:t>👉 游戏窗口</w:t>
+        <w:t>👉 若控制器选的是「电脑端-前台」，窗口既不能最小化、也不能被其它窗口挡住（换回默认的「电脑端」就没有这些限制，最小化也能正常跑）；</w:t>
       </w:r>
       <w:r>
         <w:rPr>
@@ -1712,7 +1737,7 @@
           <w:color w:val="262626"/>
           <w:sz w:val="21"/>
         </w:rPr>
-        <w:t>不要最小化</w:t>
+        <w:t/>
       </w:r>
       <w:r>
         <w:rPr>
@@ -1720,7 +1745,7 @@
           <w:color w:val="262626"/>
           <w:sz w:val="21"/>
         </w:rPr>
-        <w:t>；</w:t>
+        <w:t/>
       </w:r>
     </w:p>
     <w:p>
@@ -1970,6 +1995,102 @@
           <w:sz w:val="21"/>
         </w:rPr>
         <w:t>（Windows）。</w:t>
+      </w:r>
+    </w:p>
+    <w:p>
+      <w:pPr>
+        <w:keepNext/>
+        <w:spacing w:before="180" w:after="40"/>
+      </w:pPr>
+      <w:r>
+        <w:rPr>
+          <w:rFonts w:hint="eastAsia" w:ascii="微软雅黑" w:hAnsi="微软雅黑" w:eastAsia="微软雅黑" w:cs="微软雅黑"/>
+          <w:b/>
+          <w:color w:val="1F4E79"/>
+          <w:sz w:val="21"/>
+        </w:rPr>
+        <w:t>Q14 游戏窗口可以最小化运行吗？</w:t>
+      </w:r>
+    </w:p>
+    <w:p>
+      <w:r>
+        <w:rPr>
+          <w:rFonts w:hint="eastAsia" w:ascii="微软雅黑" w:hAnsi="微软雅黑" w:eastAsia="微软雅黑" w:cs="微软雅黑"/>
+          <w:color w:val="262626"/>
+          <w:sz w:val="21"/>
+        </w:rPr>
+        <w:t>可以，但仅限默认的「电脑端」控制器（后台截图模式）。它自带「伪最小化」处理：发现游戏窗口被最小化后，会把窗口设成完全透明、鼠标可穿透，再以不激活的方式恢复，从而继续截图与点击 —— 全程不抢你的焦点，也不会弹到最前面。</w:t>
+      </w:r>
+      <w:r>
+        <w:rPr>
+          <w:rFonts w:hint="eastAsia" w:ascii="微软雅黑" w:hAnsi="微软雅黑" w:eastAsia="微软雅黑" w:cs="微软雅黑"/>
+          <w:b/>
+          <w:color w:val="262626"/>
+          <w:sz w:val="21"/>
+        </w:rPr>
+        <w:t/>
+      </w:r>
+      <w:r>
+        <w:rPr>
+          <w:rFonts w:hint="eastAsia" w:ascii="微软雅黑" w:hAnsi="微软雅黑" w:eastAsia="微软雅黑" w:cs="微软雅黑"/>
+          <w:color w:val="262626"/>
+          <w:sz w:val="21"/>
+        </w:rPr>
+        <w:t/>
+      </w:r>
+    </w:p>
+    <w:p>
+      <w:r>
+        <w:rPr>
+          <w:rFonts w:hint="eastAsia" w:ascii="微软雅黑" w:hAnsi="微软雅黑" w:eastAsia="微软雅黑" w:cs="微软雅黑"/>
+          <w:color w:val="262626"/>
+          <w:sz w:val="21"/>
+        </w:rPr>
+        <w:t>👉 任务开始后，游戏窗口会从「最小化」变成「透明穿透」状态（看不见、点不到，但确实在跑）；任务结束后它不会自动变回最小化，需要你自己再点一次最小化。</w:t>
+      </w:r>
+      <w:r>
+        <w:rPr>
+          <w:rFonts w:hint="eastAsia" w:ascii="微软雅黑" w:hAnsi="微软雅黑" w:eastAsia="微软雅黑" w:cs="微软雅黑"/>
+          <w:b/>
+          <w:color w:val="262626"/>
+          <w:sz w:val="21"/>
+        </w:rPr>
+        <w:t/>
+      </w:r>
+      <w:r>
+        <w:rPr>
+          <w:rFonts w:hint="eastAsia" w:ascii="微软雅黑" w:hAnsi="微软雅黑" w:eastAsia="微软雅黑" w:cs="微软雅黑"/>
+          <w:color w:val="262626"/>
+          <w:sz w:val="21"/>
+        </w:rPr>
+        <w:t/>
+      </w:r>
+    </w:p>
+    <w:p>
+      <w:r>
+        <w:rPr>
+          <w:rFonts w:hint="eastAsia" w:ascii="微软雅黑" w:hAnsi="微软雅黑" w:eastAsia="微软雅黑" w:cs="微软雅黑"/>
+          <w:color w:val="262626"/>
+          <w:sz w:val="21"/>
+        </w:rPr>
+        <w:t>👉 点击用的是后台发消息方式，每次点击会短暂把系统光标移到目标位置再移回（几十毫秒），所以你同时用电脑时鼠标偶尔会跳一下，属正常现象。</w:t>
+      </w:r>
+      <w:r>
+        <w:rPr>
+          <w:rFonts w:hint="eastAsia" w:ascii="微软雅黑" w:hAnsi="微软雅黑" w:eastAsia="微软雅黑" w:cs="微软雅黑"/>
+          <w:b/>
+          <w:color w:val="262626"/>
+          <w:sz w:val="21"/>
+        </w:rPr>
+        <w:t/>
+      </w:r>
+      <w:r>
+        <w:rPr>
+          <w:rFonts w:hint="eastAsia" w:ascii="微软雅黑" w:hAnsi="微软雅黑" w:eastAsia="微软雅黑" w:cs="微软雅黑"/>
+          <w:color w:val="262626"/>
+          <w:sz w:val="21"/>
+        </w:rPr>
+        <w:t/>
       </w:r>
     </w:p>
     <w:p>

--- a/#请务必打开此文档查阅#含使用方式以及常见问题解答.docx
+++ b/#请务必打开此文档查阅#含使用方式以及常见问题解答.docx
@@ -45,12 +45,15 @@
           <w:left w:val="single" w:color="1E6FFF" w:sz="12" w:space="0"/>
         </w:pBdr>
         <w:ind w:left="240"/>
+        <w:rPr>
+          <w:color w:val="auto"/>
+        </w:rPr>
       </w:pPr>
       <w:r>
         <w:rPr>
           <w:rFonts w:hint="eastAsia" w:ascii="微软雅黑" w:hAnsi="微软雅黑" w:eastAsia="微软雅黑" w:cs="微软雅黑"/>
           <w:b/>
-          <w:color w:val="262626"/>
+          <w:color w:val="auto"/>
           <w:sz w:val="21"/>
         </w:rPr>
         <w:t>出问题基本都在这三条，先自查</w:t>
@@ -62,15 +65,36 @@
           <w:left w:val="single" w:color="1E6FFF" w:sz="12" w:space="0"/>
         </w:pBdr>
         <w:ind w:left="240"/>
+        <w:rPr>
+          <w:color w:val="auto"/>
+        </w:rPr>
       </w:pPr>
       <w:r>
         <w:rPr>
           <w:rFonts w:hint="eastAsia" w:ascii="微软雅黑" w:hAnsi="微软雅黑" w:eastAsia="微软雅黑" w:cs="微软雅黑"/>
           <w:b/>
-          <w:color w:val="262626"/>
+          <w:color w:val="auto"/>
           <w:sz w:val="21"/>
         </w:rPr>
-        <w:t>1. 游戏分辨率必须是「窗口化 1920×1080」（目前只支持这一档），不能用鼠标拖窗口边框调整大小；分辨率不对会导致识别全部失败，任务会在开始前直接停掉。</w:t>
+        <w:t>1. 游戏分辨率必须是「</w:t>
+      </w:r>
+      <w:r>
+        <w:rPr>
+          <w:rFonts w:hint="eastAsia" w:ascii="微软雅黑" w:hAnsi="微软雅黑" w:eastAsia="微软雅黑" w:cs="微软雅黑"/>
+          <w:b/>
+          <w:color w:val="FF0000"/>
+          <w:sz w:val="21"/>
+        </w:rPr>
+        <w:t>窗口化 1920×1080</w:t>
+      </w:r>
+      <w:r>
+        <w:rPr>
+          <w:rFonts w:hint="eastAsia" w:ascii="微软雅黑" w:hAnsi="微软雅黑" w:eastAsia="微软雅黑" w:cs="微软雅黑"/>
+          <w:b/>
+          <w:color w:val="auto"/>
+          <w:sz w:val="21"/>
+        </w:rPr>
+        <w:t>」（目前只支持这一档），不能用鼠标拖窗口边框调整大小；分辨率不对会导致识别全部失败，任务会在开始前直接停掉。</w:t>
       </w:r>
     </w:p>
     <w:p>
@@ -79,23 +103,36 @@
           <w:left w:val="single" w:color="1E6FFF" w:sz="12" w:space="0"/>
         </w:pBdr>
         <w:ind w:left="240"/>
+        <w:rPr>
+          <w:color w:val="auto"/>
+        </w:rPr>
       </w:pPr>
       <w:r>
         <w:rPr>
           <w:rFonts w:hint="eastAsia" w:ascii="微软雅黑" w:hAnsi="微软雅黑" w:eastAsia="微软雅黑" w:cs="微软雅黑"/>
           <w:b/>
-          <w:color w:val="262626"/>
+          <w:color w:val="auto"/>
           <w:sz w:val="21"/>
         </w:rPr>
-        <w:t>2. 双击根目录的 MaaBd2.exe 启动软件（图标已固定在程序里，不用再手动设置；不要再找 launcher.bat，它已经取消了）。</w:t>
+        <w:t xml:space="preserve">2. 双击根目录的 </w:t>
       </w:r>
       <w:r>
         <w:rPr>
           <w:rFonts w:hint="eastAsia" w:ascii="微软雅黑" w:hAnsi="微软雅黑" w:eastAsia="微软雅黑" w:cs="微软雅黑"/>
-          <w:color w:val="262626"/>
+          <w:b/>
+          <w:color w:val="FF0000"/>
           <w:sz w:val="21"/>
         </w:rPr>
-        <w:t/>
+        <w:t>MaaBd2.exe</w:t>
+      </w:r>
+      <w:r>
+        <w:rPr>
+          <w:rFonts w:hint="eastAsia" w:ascii="微软雅黑" w:hAnsi="微软雅黑" w:eastAsia="微软雅黑" w:cs="微软雅黑"/>
+          <w:b/>
+          <w:color w:val="auto"/>
+          <w:sz w:val="21"/>
+        </w:rPr>
+        <w:t xml:space="preserve"> 启动软件（图标已固定在程序里，不用再手动设置；不要再找 launcher.bat，它已经取消了）。</w:t>
       </w:r>
     </w:p>
     <w:p>
@@ -104,12 +141,15 @@
           <w:left w:val="single" w:color="1E6FFF" w:sz="12" w:space="0"/>
         </w:pBdr>
         <w:ind w:left="240"/>
+        <w:rPr>
+          <w:color w:val="auto"/>
+        </w:rPr>
       </w:pPr>
       <w:r>
         <w:rPr>
           <w:rFonts w:hint="eastAsia" w:ascii="微软雅黑" w:hAnsi="微软雅黑" w:eastAsia="微软雅黑" w:cs="微软雅黑"/>
           <w:b/>
-          <w:color w:val="262626"/>
+          <w:color w:val="auto"/>
           <w:sz w:val="21"/>
         </w:rPr>
         <w:t>3. 遇到问题先翻第五章「常见问题」</w:t>
@@ -117,7 +157,7 @@
       <w:r>
         <w:rPr>
           <w:rFonts w:hint="eastAsia" w:ascii="微软雅黑" w:hAnsi="微软雅黑" w:eastAsia="微软雅黑" w:cs="微软雅黑"/>
-          <w:color w:val="262626"/>
+          <w:color w:val="auto"/>
           <w:sz w:val="21"/>
         </w:rPr>
         <w:t>，绝大多数情况那里已经有答案。</w:t>
@@ -129,23 +169,106 @@
           <w:left w:val="single" w:color="1E6FFF" w:sz="12" w:space="0"/>
         </w:pBdr>
         <w:ind w:left="240"/>
+        <w:rPr>
+          <w:color w:val="auto"/>
+        </w:rPr>
       </w:pPr>
       <w:r>
         <w:rPr>
           <w:rFonts w:hint="eastAsia" w:ascii="微软雅黑" w:hAnsi="微软雅黑" w:eastAsia="微软雅黑" w:cs="微软雅黑"/>
+          <w:b/>
+          <w:color w:val="auto"/>
+          <w:sz w:val="21"/>
+        </w:rPr>
+        <w:t>4. 想挂机可以把游戏窗口最小化 —— 默认的「电脑端」控制器支持后台识别与点击，最小化不影响任务（前提与注意点见第五章 Q19）。</w:t>
+      </w:r>
+    </w:p>
+    <w:p>
+      <w:r>
+        <w:rPr>
+          <w:rFonts w:ascii="微软雅黑" w:hAnsi="微软雅黑" w:eastAsia="微软雅黑" w:cs="微软雅黑"/>
+          <w:b/>
+          <w:color w:val="1F4E79"/>
+          <w:sz w:val="27"/>
+        </w:rPr>
+        <w:t>📌 本次版本更新要点（v26.10.1）</w:t>
+      </w:r>
+    </w:p>
+    <w:p>
+      <w:r>
+        <w:rPr>
+          <w:rFonts w:ascii="微软雅黑" w:hAnsi="微软雅黑" w:eastAsia="微软雅黑" w:cs="微软雅黑"/>
           <w:b/>
           <w:color w:val="262626"/>
           <w:sz w:val="21"/>
         </w:rPr>
-        <w:t>4. 想挂机可以把游戏窗口最小化 —— 默认的「电脑端」控制器支持后台识别与点击，最小化不影响任务（前提与注意点见第五章 Q14）。</w:t>
+        <w:t>任务卡片有合并与新增，旧勾选会自动迁移（只有一项需要手动处理）：</w:t>
       </w:r>
+    </w:p>
+    <w:p>
       <w:r>
         <w:rPr>
-          <w:rFonts w:hint="eastAsia" w:ascii="微软雅黑" w:hAnsi="微软雅黑" w:eastAsia="微软雅黑" w:cs="微软雅黑"/>
+          <w:rFonts w:ascii="微软雅黑" w:hAnsi="微软雅黑" w:eastAsia="微软雅黑" w:cs="微软雅黑"/>
+          <w:b w:val="0"/>
           <w:color w:val="262626"/>
           <w:sz w:val="21"/>
         </w:rPr>
-        <w:t/>
+        <w:t>· 七张日常卡（免费抽抽乐 / 日常收菜 / PVP / 快速狩猎 / 分解+精炼装备 / 赛季活动推关和快速战斗 / 回归赛季魔兽快速战斗）→ 合并为「一条龙日常」，按固定顺序依次执行；</w:t>
+      </w:r>
+    </w:p>
+    <w:p>
+      <w:r>
+        <w:rPr>
+          <w:rFonts w:ascii="微软雅黑" w:hAnsi="微软雅黑" w:eastAsia="微软雅黑" w:cs="微软雅黑"/>
+          <w:b w:val="0"/>
+          <w:color w:val="262626"/>
+          <w:sz w:val="21"/>
+        </w:rPr>
+        <w:t>· 首轮 / 次轮「资源吸收和召集」→ 合并为「资源吸收和召集（两个轮次）」，两轮执行周期可分别自选；</w:t>
+      </w:r>
+    </w:p>
+    <w:p>
+      <w:r>
+        <w:rPr>
+          <w:rFonts w:ascii="微软雅黑" w:hAnsi="微软雅黑" w:eastAsia="微软雅黑" w:cs="微软雅黑"/>
+          <w:b w:val="0"/>
+          <w:color w:val="262626"/>
+          <w:sz w:val="21"/>
+        </w:rPr>
+        <w:t>· 新增「每日跑商」「其余每周任务」「自动钓鱼（测试）」；原「进入游戏-必选」卡取消，改为前置任务「启动游戏」（首次在「添加任务」面板添加一次即可）。</w:t>
+      </w:r>
+    </w:p>
+    <w:p>
+      <w:r>
+        <w:rPr>
+          <w:rFonts w:ascii="微软雅黑" w:hAnsi="微软雅黑" w:eastAsia="微软雅黑" w:cs="微软雅黑"/>
+          <w:b/>
+          <w:color w:val="C00000"/>
+          <w:sz w:val="21"/>
+        </w:rPr>
+        <w:t>⚠️ 唯一需要手动处理：次轮执行周期不会自动迁移 —— 请打开「资源吸收和召集（两个轮次）」卡，重新勾选一次第二轮的执行周期（默认周二），不勾选则次轮不执行；首轮不受影响。</w:t>
+      </w:r>
+    </w:p>
+    <w:p>
+      <w:r>
+        <w:rPr>
+          <w:rFonts w:ascii="微软雅黑" w:hAnsi="微软雅黑" w:eastAsia="微软雅黑" w:cs="微软雅黑"/>
+          <w:b w:val="0"/>
+          <w:color w:val="262626"/>
+          <w:sz w:val="21"/>
+        </w:rPr>
+        <w:t>升级后旧配置由软件自动迁移，不用重新建配置；已删除的旧卡片若残留在列表里会被自动过滤（启动日志出现「无效任务被移除」的 WARN 属正常现象，不是报错）。</w:t>
+      </w:r>
+    </w:p>
+    <w:p>
+      <w:r>
+        <w:rPr>
+          <w:rFonts w:ascii="微软雅黑" w:hAnsi="微软雅黑" w:eastAsia="微软雅黑" w:cs="微软雅黑"/>
+          <w:b/>
+          <w:color w:val="C00000"/>
+          <w:sz w:val="21"/>
+        </w:rPr>
+        <w:t>⚠️ 老用户注意：v26.10.1 起不再有启动器，且 mxu.exe 已改名为 MaaBd2.exe；本次升级软件内更新可能不会自动重启，自己去双击 MaaBd2.exe 打开即可。</w:t>
       </w:r>
     </w:p>
     <w:p>
@@ -207,7 +330,25 @@
           <w:color w:val="262626"/>
           <w:sz w:val="21"/>
         </w:rPr>
-        <w:t>游戏内语言请使用「简体中文」；否则脚本的文字识别会全部失效。</w:t>
+        <w:t>游戏内语言请使用「</w:t>
+      </w:r>
+      <w:r>
+        <w:rPr>
+          <w:rFonts w:hint="eastAsia" w:ascii="微软雅黑" w:hAnsi="微软雅黑" w:eastAsia="微软雅黑" w:cs="微软雅黑"/>
+          <w:b/>
+          <w:bCs/>
+          <w:color w:val="FF0000"/>
+          <w:sz w:val="21"/>
+        </w:rPr>
+        <w:t>简体中文</w:t>
+      </w:r>
+      <w:r>
+        <w:rPr>
+          <w:rFonts w:hint="eastAsia" w:ascii="微软雅黑" w:hAnsi="微软雅黑" w:eastAsia="微软雅黑" w:cs="微软雅黑"/>
+          <w:color w:val="262626"/>
+          <w:sz w:val="21"/>
+        </w:rPr>
+        <w:t>」；否则脚本的文字识别会全部失效。</w:t>
       </w:r>
     </w:p>
     <w:p>
@@ -249,7 +390,25 @@
           <w:color w:val="262626"/>
           <w:sz w:val="21"/>
         </w:rPr>
-        <w:t>用「前置程序」一键锁定分辨率（推荐，不用改快捷方式）</w:t>
+        <w:t>用「</w:t>
+      </w:r>
+      <w:r>
+        <w:rPr>
+          <w:rFonts w:hint="eastAsia" w:ascii="微软雅黑" w:hAnsi="微软雅黑" w:eastAsia="微软雅黑" w:cs="微软雅黑"/>
+          <w:b/>
+          <w:color w:val="FF0000"/>
+          <w:sz w:val="21"/>
+        </w:rPr>
+        <w:t>启动游戏</w:t>
+      </w:r>
+      <w:r>
+        <w:rPr>
+          <w:rFonts w:hint="eastAsia" w:ascii="微软雅黑" w:hAnsi="微软雅黑" w:eastAsia="微软雅黑" w:cs="微软雅黑"/>
+          <w:b/>
+          <w:color w:val="262626"/>
+          <w:sz w:val="21"/>
+        </w:rPr>
+        <w:t>」卡一键启动并锁定分辨率（推荐，不用改快捷方式、不用填参数）</w:t>
       </w:r>
     </w:p>
     <w:p>
@@ -265,24 +424,7 @@
           <w:color w:val="262626"/>
           <w:sz w:val="21"/>
         </w:rPr>
-        <w:t>① 在软件最下方「添加任务」里添加「前置程序」，勾选并</w:t>
-      </w:r>
-      <w:r>
-        <w:rPr>
-          <w:rFonts w:hint="eastAsia" w:ascii="微软雅黑" w:hAnsi="微软雅黑" w:eastAsia="微软雅黑" w:cs="微软雅黑"/>
-          <w:b/>
-          <w:color w:val="262626"/>
-          <w:sz w:val="21"/>
-        </w:rPr>
-        <w:t>置顶</w:t>
-      </w:r>
-      <w:r>
-        <w:rPr>
-          <w:rFonts w:hint="eastAsia" w:ascii="微软雅黑" w:hAnsi="微软雅黑" w:eastAsia="微软雅黑" w:cs="微软雅黑"/>
-          <w:color w:val="262626"/>
-          <w:sz w:val="21"/>
-        </w:rPr>
-        <w:t>；</w:t>
+        <w:t>① 在软件最下方「添加任务」里添加「启动游戏」卡片并勾选（首次需手动添加一次，之后会一直保留）；</w:t>
       </w:r>
     </w:p>
     <w:p>
@@ -298,7 +440,7 @@
           <w:color w:val="262626"/>
           <w:sz w:val="21"/>
         </w:rPr>
-        <w:t>② 程序路径：填 BD2 主程序路径；</w:t>
+        <w:t>② 点「开始任务」后，脚本会先自动检索本机游戏安装路径，再以「窗口化 1920×1080」把游戏拉起来；</w:t>
       </w:r>
     </w:p>
     <w:p>
@@ -314,24 +456,7 @@
           <w:color w:val="262626"/>
           <w:sz w:val="21"/>
         </w:rPr>
-        <w:t>③ 附加参数：从下面的速查表里整行复制粘进去（</w:t>
-      </w:r>
-      <w:r>
-        <w:rPr>
-          <w:rFonts w:hint="eastAsia" w:ascii="微软雅黑" w:hAnsi="微软雅黑" w:eastAsia="微软雅黑" w:cs="微软雅黑"/>
-          <w:b/>
-          <w:color w:val="262626"/>
-          <w:sz w:val="21"/>
-        </w:rPr>
-        <w:t>不要带引号</w:t>
-      </w:r>
-      <w:r>
-        <w:rPr>
-          <w:rFonts w:hint="eastAsia" w:ascii="微软雅黑" w:hAnsi="微软雅黑" w:eastAsia="微软雅黑" w:cs="微软雅黑"/>
-          <w:color w:val="262626"/>
-          <w:sz w:val="21"/>
-        </w:rPr>
-        <w:t>）；</w:t>
+        <w:t>③ 若游戏已经开着，脚本会直接绑定当前窗口，不会重复启动或重复拉起；</w:t>
       </w:r>
     </w:p>
     <w:p>
@@ -353,91 +478,7 @@
           <w:color w:val="262626"/>
           <w:sz w:val="21"/>
         </w:rPr>
-        <w:t>④ 以后就用这个前置程序启动游戏，窗口会自动保持你选的分辨率。</w:t>
-      </w:r>
-      <w:r>
-        <w:rPr>
-          <w:rFonts w:hint="eastAsia" w:ascii="微软雅黑" w:hAnsi="微软雅黑" w:eastAsia="微软雅黑" w:cs="微软雅黑"/>
-          <w:color w:val="262626"/>
-          <w:sz w:val="21"/>
-          <w:lang w:eastAsia="zh-CN"/>
-        </w:rPr>
-        <w:t>（</w:t>
-      </w:r>
-      <w:r>
-        <w:rPr>
-          <w:rFonts w:hint="eastAsia" w:ascii="微软雅黑" w:hAnsi="微软雅黑" w:eastAsia="微软雅黑" w:cs="微软雅黑"/>
-          <w:color w:val="262626"/>
-          <w:sz w:val="21"/>
-          <w:lang w:val="en-US" w:eastAsia="zh-CN"/>
-        </w:rPr>
-        <w:t>见下图</w:t>
-      </w:r>
-      <w:r>
-        <w:rPr>
-          <w:rFonts w:hint="eastAsia" w:ascii="微软雅黑" w:hAnsi="微软雅黑" w:eastAsia="微软雅黑" w:cs="微软雅黑"/>
-          <w:color w:val="262626"/>
-          <w:sz w:val="21"/>
-          <w:lang w:eastAsia="zh-CN"/>
-        </w:rPr>
-        <w:t>）</w:t>
-      </w:r>
-    </w:p>
-    <w:p>
-      <w:pPr>
-        <w:pBdr>
-          <w:left w:val="single" w:color="1E6FFF" w:sz="12" w:space="0"/>
-        </w:pBdr>
-        <w:ind w:left="240"/>
-        <w:rPr>
-          <w:rFonts w:hint="eastAsia" w:ascii="微软雅黑" w:hAnsi="微软雅黑" w:eastAsia="微软雅黑" w:cs="微软雅黑"/>
-          <w:color w:val="262626"/>
-          <w:sz w:val="21"/>
-          <w:lang w:eastAsia="zh-CN"/>
-        </w:rPr>
-      </w:pPr>
-      <w:r>
-        <w:drawing>
-          <wp:inline distT="0" distB="0" distL="114300" distR="114300">
-            <wp:extent cx="3795395" cy="1770380"/>
-            <wp:effectExtent l="0" t="0" r="14605" b="1270"/>
-            <wp:docPr id="2" name="图片 2"/>
-            <wp:cNvGraphicFramePr>
-              <a:graphicFrameLocks xmlns:a="http://schemas.openxmlformats.org/drawingml/2006/main" noChangeAspect="1"/>
-            </wp:cNvGraphicFramePr>
-            <a:graphic xmlns:a="http://schemas.openxmlformats.org/drawingml/2006/main">
-              <a:graphicData uri="http://schemas.openxmlformats.org/drawingml/2006/picture">
-                <pic:pic xmlns:pic="http://schemas.openxmlformats.org/drawingml/2006/picture">
-                  <pic:nvPicPr>
-                    <pic:cNvPr id="2" name="图片 2"/>
-                    <pic:cNvPicPr>
-                      <a:picLocks noChangeAspect="1"/>
-                    </pic:cNvPicPr>
-                  </pic:nvPicPr>
-                  <pic:blipFill>
-                    <a:blip r:embed="rId9"/>
-                    <a:stretch>
-                      <a:fillRect/>
-                    </a:stretch>
-                  </pic:blipFill>
-                  <pic:spPr>
-                    <a:xfrm>
-                      <a:off x="0" y="0"/>
-                      <a:ext cx="3795395" cy="1770380"/>
-                    </a:xfrm>
-                    <a:prstGeom prst="rect">
-                      <a:avLst/>
-                    </a:prstGeom>
-                    <a:noFill/>
-                    <a:ln>
-                      <a:noFill/>
-                    </a:ln>
-                  </pic:spPr>
-                </pic:pic>
-              </a:graphicData>
-            </a:graphic>
-          </wp:inline>
-        </w:drawing>
+        <w:t>④ 之后一直保持该卡片勾选即可；游戏路径会记忆在 config\launchgame.json，下次直接使用。</w:t>
       </w:r>
     </w:p>
     <w:p>
@@ -446,7 +487,7 @@
           <w:rFonts w:hint="eastAsia"/>
           <w:b/>
         </w:rPr>
-        <w:t>附加参数速查表（照着整行复制，别手打）</w:t>
+        <w:t>启动参数速查表（用「启动游戏」卡时脚本会自动带上，无需手动填写；手动启动游戏时可供参考）</w:t>
       </w:r>
     </w:p>
     <w:tbl>
@@ -554,7 +595,7 @@
                 <w:rFonts w:hint="eastAsia"/>
                 <w:b/>
               </w:rPr>
-              <w:t>附加参数（整行复制到「附加参数」框）</w:t>
+              <w:t>启动参数（加到游戏快捷方式「目标」末尾）</w:t>
             </w:r>
           </w:p>
         </w:tc>
@@ -679,7 +720,7 @@
         <w:rPr>
           <w:rFonts w:hint="eastAsia"/>
         </w:rPr>
-        <w:t>👉 就用「窗口 · 1920×1080」这一行，最稳。</w:t>
+        <w:t>👉 推荐就用「窗口 · 1920×1080」这一行，最稳（脚本启动游戏时会自动带上这一行参数）。</w:t>
       </w:r>
     </w:p>
     <w:p>
@@ -762,7 +803,7 @@
                     </pic:cNvPicPr>
                   </pic:nvPicPr>
                   <pic:blipFill>
-                    <a:blip r:embed="rId10"/>
+                    <a:blip r:embed="rId9"/>
                     <a:stretch>
                       <a:fillRect/>
                     </a:stretch>
@@ -795,7 +836,25 @@
           <w:color w:val="262626"/>
           <w:sz w:val="21"/>
         </w:rPr>
-        <w:t>4. 开启「剪影模式」</w:t>
+        <w:t>4. 开启「</w:t>
+      </w:r>
+      <w:r>
+        <w:rPr>
+          <w:rFonts w:hint="eastAsia" w:ascii="微软雅黑" w:hAnsi="微软雅黑" w:eastAsia="微软雅黑" w:cs="微软雅黑"/>
+          <w:b/>
+          <w:color w:val="FF0000"/>
+          <w:sz w:val="21"/>
+        </w:rPr>
+        <w:t>剪影模式</w:t>
+      </w:r>
+      <w:r>
+        <w:rPr>
+          <w:rFonts w:hint="eastAsia" w:ascii="微软雅黑" w:hAnsi="微软雅黑" w:eastAsia="微软雅黑" w:cs="微软雅黑"/>
+          <w:b/>
+          <w:color w:val="262626"/>
+          <w:sz w:val="21"/>
+        </w:rPr>
+        <w:t>」</w:t>
       </w:r>
     </w:p>
     <w:p>
@@ -805,7 +864,24 @@
           <w:color w:val="262626"/>
           <w:sz w:val="21"/>
         </w:rPr>
-        <w:t>未开启时脚本会自动开启；开启后可提升识别稳定性与运行效率。</w:t>
+        <w:t>未开启时脚本会自动开启；</w:t>
+      </w:r>
+      <w:r>
+        <w:rPr>
+          <w:rFonts w:hint="eastAsia" w:ascii="微软雅黑" w:hAnsi="微软雅黑" w:eastAsia="微软雅黑" w:cs="微软雅黑"/>
+          <w:color w:val="262626"/>
+          <w:sz w:val="21"/>
+          <w:lang w:val="en-US" w:eastAsia="zh-CN"/>
+        </w:rPr>
+        <w:t>不开启无法执行任务</w:t>
+      </w:r>
+      <w:r>
+        <w:rPr>
+          <w:rFonts w:hint="eastAsia" w:ascii="微软雅黑" w:hAnsi="微软雅黑" w:eastAsia="微软雅黑" w:cs="微软雅黑"/>
+          <w:color w:val="262626"/>
+          <w:sz w:val="21"/>
+        </w:rPr>
+        <w:t>。</w:t>
       </w:r>
     </w:p>
     <w:p>
@@ -841,7 +917,7 @@
           <w:color w:val="262626"/>
           <w:sz w:val="21"/>
         </w:rPr>
-        <w:t>5. 先运行游戏，再双击 MaaBd2.exe 启动脚本</w:t>
+        <w:t>5. 双击 MaaBd2.exe 启动软件，让「启动游戏」卡替你拉起游戏</w:t>
       </w:r>
     </w:p>
     <w:p>
@@ -854,24 +930,7 @@
           <w:color w:val="262626"/>
           <w:sz w:val="21"/>
         </w:rPr>
-        <w:t>① 先运行游戏程序 BrownDust II.exe，并确认已登录、已进入游戏主界面（</w:t>
-      </w:r>
-      <w:r>
-        <w:rPr>
-          <w:rFonts w:hint="eastAsia" w:ascii="微软雅黑" w:hAnsi="微软雅黑" w:eastAsia="微软雅黑" w:cs="微软雅黑"/>
-          <w:b/>
-          <w:color w:val="262626"/>
-          <w:sz w:val="21"/>
-        </w:rPr>
-        <w:t>脚本不处理账号登录</w:t>
-      </w:r>
-      <w:r>
-        <w:rPr>
-          <w:rFonts w:hint="eastAsia" w:ascii="微软雅黑" w:hAnsi="微软雅黑" w:eastAsia="微软雅黑" w:cs="微软雅黑"/>
-          <w:color w:val="262626"/>
-          <w:sz w:val="21"/>
-        </w:rPr>
-        <w:t>）；</w:t>
+        <w:t>① 双击根目录的 MaaBd2.exe 启动软件 —— 想从桌面进：右键它 →「发送到」→「桌面快捷方式」，图标会自动是项目图标；</w:t>
       </w:r>
     </w:p>
     <w:p>
@@ -884,7 +943,7 @@
           <w:color w:val="262626"/>
           <w:sz w:val="21"/>
         </w:rPr>
-        <w:t>② 再双击根目录的 MaaBd2.exe —— 想从桌面进：右键它 →「发送到」→「桌面快捷方式」，图标会自动是项目图标；</w:t>
+        <w:t>② 在软件里添加需要执行的任务；首次使用请在「添加任务」面板添加一次「启动游戏」卡，并保持勾选；</w:t>
       </w:r>
     </w:p>
     <w:p>
@@ -897,7 +956,18 @@
           <w:color w:val="262626"/>
           <w:sz w:val="21"/>
         </w:rPr>
-        <w:t>③ 在软件里设置需要执行的任务，点击「开始任务」。</w:t>
+        <w:t>③ 点击「开始任务」—— 脚本会先自动检索并拉起游戏（游戏已开着就直接绑定），再依次执行后续任务；</w:t>
+      </w:r>
+    </w:p>
+    <w:p>
+      <w:r>
+        <w:rPr>
+          <w:rFonts w:ascii="微软雅黑" w:hAnsi="微软雅黑" w:eastAsia="微软雅黑" w:cs="微软雅黑"/>
+          <w:b/>
+          <w:color w:val="262626"/>
+          <w:sz w:val="21"/>
+        </w:rPr>
+        <w:t>⚠️ 脚本不处理账号登录：请先确认游戏已登录、并已进入主界面，再点「开始任务」。</w:t>
       </w:r>
     </w:p>
     <w:p>
@@ -914,7 +984,7 @@
           <w:color w:val="C00000"/>
           <w:sz w:val="21"/>
         </w:rPr>
-        <w:t>④ 老用户注意：如果软件内更新完停在“更新完成”、软件没自动打开，自己去双击 MaaBd2.exe 就行 —— 只有升级到 v26.09.14 这一次会这样，不是更新失败。</w:t>
+        <w:t>④ 老用户注意：如果软件内更新完停在“更新完成”、软件没自动打开，自己去双击 MaaBd2.exe 就行 —— 只有升级到 v26.10.1 这一次会这样，不是更新失败。</w:t>
       </w:r>
     </w:p>
     <w:p>
@@ -982,7 +1052,7 @@
           <w:color w:val="262626"/>
           <w:sz w:val="21"/>
         </w:rPr>
-        <w:t>6. 「资源吸收和召集」</w:t>
+        <w:t>6. 「资源吸收和召集（两个轮次）」</w:t>
       </w:r>
     </w:p>
     <w:p>
@@ -1063,8 +1133,6 @@
         <w:ind w:right="0"/>
         <w:jc w:val="both"/>
       </w:pPr>
-      <w:bookmarkStart w:id="0" w:name="_GoBack"/>
-      <w:bookmarkEnd w:id="0"/>
       <w:r>
         <w:rPr>
           <w:rFonts w:hint="eastAsia" w:ascii="微软雅黑" w:hAnsi="微软雅黑" w:eastAsia="微软雅黑" w:cs="微软雅黑"/>
@@ -1108,7 +1176,7 @@
                     </pic:cNvPicPr>
                   </pic:nvPicPr>
                   <pic:blipFill>
-                    <a:blip r:embed="rId11"/>
+                    <a:blip r:embed="rId10"/>
                     <a:stretch>
                       <a:fillRect/>
                     </a:stretch>
@@ -1189,7 +1257,26 @@
           <w:sz w:val="24"/>
           <w:szCs w:val="24"/>
         </w:rPr>
-        <w:t>8. 「狩猎场 · 刷数量最少的圣石」</w:t>
+        <w:t>8. 「狩猎场 ·</w:t>
+      </w:r>
+      <w:r>
+        <w:rPr>
+          <w:rFonts w:hint="eastAsia" w:ascii="宋体" w:hAnsi="宋体" w:eastAsia="宋体"/>
+          <w:b/>
+          <w:bCs/>
+          <w:color w:val="FF0000"/>
+          <w:sz w:val="24"/>
+          <w:szCs w:val="24"/>
+        </w:rPr>
+        <w:t xml:space="preserve"> 刷数量最少的圣石</w:t>
+      </w:r>
+      <w:r>
+        <w:rPr>
+          <w:rFonts w:hint="eastAsia" w:ascii="宋体" w:hAnsi="宋体" w:eastAsia="宋体"/>
+          <w:sz w:val="24"/>
+          <w:szCs w:val="24"/>
+        </w:rPr>
+        <w:t>」</w:t>
       </w:r>
     </w:p>
     <w:p>
@@ -1255,78 +1342,548 @@
           <w:color w:val="262626"/>
           <w:sz w:val="21"/>
         </w:rPr>
-        <w:t>推荐按照「推荐的任务流程设置」（见</w:t>
-      </w:r>
-      <w:r>
-        <w:rPr>
-          <w:rFonts w:hint="eastAsia" w:ascii="微软雅黑" w:hAnsi="微软雅黑" w:eastAsia="微软雅黑" w:cs="微软雅黑"/>
-          <w:color w:val="262626"/>
-          <w:sz w:val="21"/>
-          <w:lang w:val="en-US" w:eastAsia="zh-CN"/>
-        </w:rPr>
-        <w:t>下图</w:t>
-      </w:r>
-      <w:r>
-        <w:rPr>
-          <w:rFonts w:hint="eastAsia" w:ascii="微软雅黑" w:hAnsi="微软雅黑" w:eastAsia="微软雅黑" w:cs="微软雅黑"/>
-          <w:color w:val="262626"/>
-          <w:sz w:val="21"/>
-        </w:rPr>
-        <w:t>）安排任务执行顺序，以获得更顺滑的体验。</w:t>
+        <w:t>推荐按下表从上到下排列任务，脚本会按列表顺序依次执行，体验更顺滑：</w:t>
       </w:r>
     </w:p>
-    <w:p>
-      <w:pPr>
-        <w:rPr>
-          <w:rFonts w:hint="eastAsia" w:ascii="微软雅黑" w:hAnsi="微软雅黑" w:eastAsia="微软雅黑" w:cs="微软雅黑"/>
-          <w:color w:val="262626"/>
-          <w:sz w:val="21"/>
-        </w:rPr>
-      </w:pPr>
-      <w:r>
-        <w:drawing>
-          <wp:inline distT="0" distB="0" distL="114300" distR="114300">
-            <wp:extent cx="3315335" cy="3599815"/>
-            <wp:effectExtent l="0" t="0" r="18415" b="635"/>
-            <wp:docPr id="3" name="图片 3"/>
-            <wp:cNvGraphicFramePr>
-              <a:graphicFrameLocks xmlns:a="http://schemas.openxmlformats.org/drawingml/2006/main" noChangeAspect="1"/>
-            </wp:cNvGraphicFramePr>
-            <a:graphic xmlns:a="http://schemas.openxmlformats.org/drawingml/2006/main">
-              <a:graphicData uri="http://schemas.openxmlformats.org/drawingml/2006/picture">
-                <pic:pic xmlns:pic="http://schemas.openxmlformats.org/drawingml/2006/picture">
-                  <pic:nvPicPr>
-                    <pic:cNvPr id="3" name="图片 3"/>
-                    <pic:cNvPicPr>
-                      <a:picLocks noChangeAspect="1"/>
-                    </pic:cNvPicPr>
-                  </pic:nvPicPr>
-                  <pic:blipFill>
-                    <a:blip r:embed="rId12"/>
-                    <a:stretch>
-                      <a:fillRect/>
-                    </a:stretch>
-                  </pic:blipFill>
-                  <pic:spPr>
-                    <a:xfrm>
-                      <a:off x="0" y="0"/>
-                      <a:ext cx="3315335" cy="3599815"/>
-                    </a:xfrm>
-                    <a:prstGeom prst="rect">
-                      <a:avLst/>
-                    </a:prstGeom>
-                    <a:noFill/>
-                    <a:ln>
-                      <a:noFill/>
-                    </a:ln>
-                  </pic:spPr>
-                </pic:pic>
-              </a:graphicData>
-            </a:graphic>
-          </wp:inline>
-        </w:drawing>
-      </w:r>
-    </w:p>
+    <w:tbl>
+      <w:tblPr>
+        <w:tblStyle w:val="32"/>
+        <w:tblW w:w="0" w:type="auto"/>
+        <w:tblInd w:w="0" w:type="dxa"/>
+        <w:tblLayout w:type="autofit"/>
+        <w:tblCellMar>
+          <w:top w:w="0" w:type="dxa"/>
+          <w:left w:w="108" w:type="dxa"/>
+          <w:bottom w:w="0" w:type="dxa"/>
+          <w:right w:w="108" w:type="dxa"/>
+        </w:tblCellMar>
+      </w:tblPr>
+      <w:tblGrid>
+        <w:gridCol w:w="3302"/>
+        <w:gridCol w:w="3302"/>
+        <w:gridCol w:w="3302"/>
+      </w:tblGrid>
+      <w:tr>
+        <w:tblPrEx>
+          <w:tblCellMar>
+            <w:top w:w="0" w:type="dxa"/>
+            <w:left w:w="108" w:type="dxa"/>
+            <w:bottom w:w="0" w:type="dxa"/>
+            <w:right w:w="108" w:type="dxa"/>
+          </w:tblCellMar>
+        </w:tblPrEx>
+        <w:tc>
+          <w:tcPr>
+            <w:tcW w:w="3302" w:type="dxa"/>
+          </w:tcPr>
+          <w:p>
+            <w:r>
+              <w:rPr>
+                <w:rFonts w:ascii="微软雅黑" w:hAnsi="微软雅黑" w:eastAsia="微软雅黑" w:cs="微软雅黑"/>
+                <w:b/>
+              </w:rPr>
+              <w:t>顺序</w:t>
+            </w:r>
+          </w:p>
+        </w:tc>
+        <w:tc>
+          <w:tcPr>
+            <w:tcW w:w="3302" w:type="dxa"/>
+          </w:tcPr>
+          <w:p>
+            <w:r>
+              <w:rPr>
+                <w:rFonts w:ascii="微软雅黑" w:hAnsi="微软雅黑" w:eastAsia="微软雅黑" w:cs="微软雅黑"/>
+                <w:b/>
+              </w:rPr>
+              <w:t>任务卡片</w:t>
+            </w:r>
+          </w:p>
+        </w:tc>
+        <w:tc>
+          <w:tcPr>
+            <w:tcW w:w="3302" w:type="dxa"/>
+          </w:tcPr>
+          <w:p>
+            <w:r>
+              <w:rPr>
+                <w:rFonts w:ascii="微软雅黑" w:hAnsi="微软雅黑" w:eastAsia="微软雅黑" w:cs="微软雅黑"/>
+                <w:b/>
+              </w:rPr>
+              <w:t>说明</w:t>
+            </w:r>
+          </w:p>
+        </w:tc>
+      </w:tr>
+      <w:tr>
+        <w:tblPrEx>
+          <w:tblCellMar>
+            <w:top w:w="0" w:type="dxa"/>
+            <w:left w:w="108" w:type="dxa"/>
+            <w:bottom w:w="0" w:type="dxa"/>
+            <w:right w:w="108" w:type="dxa"/>
+          </w:tblCellMar>
+        </w:tblPrEx>
+        <w:tc>
+          <w:tcPr>
+            <w:tcW w:w="3302" w:type="dxa"/>
+          </w:tcPr>
+          <w:p>
+            <w:r>
+              <w:rPr>
+                <w:rFonts w:ascii="微软雅黑" w:hAnsi="微软雅黑" w:eastAsia="微软雅黑" w:cs="微软雅黑"/>
+                <w:b w:val="0"/>
+              </w:rPr>
+              <w:t>1</w:t>
+            </w:r>
+          </w:p>
+        </w:tc>
+        <w:tc>
+          <w:tcPr>
+            <w:tcW w:w="3302" w:type="dxa"/>
+          </w:tcPr>
+          <w:p>
+            <w:r>
+              <w:rPr>
+                <w:rFonts w:ascii="微软雅黑" w:hAnsi="微软雅黑" w:eastAsia="微软雅黑" w:cs="微软雅黑"/>
+                <w:b w:val="0"/>
+              </w:rPr>
+              <w:t>启动游戏</w:t>
+            </w:r>
+          </w:p>
+        </w:tc>
+        <w:tc>
+          <w:tcPr>
+            <w:tcW w:w="3302" w:type="dxa"/>
+          </w:tcPr>
+          <w:p>
+            <w:r>
+              <w:rPr>
+                <w:rFonts w:ascii="微软雅黑" w:hAnsi="微软雅黑" w:eastAsia="微软雅黑" w:cs="微软雅黑"/>
+                <w:b w:val="0"/>
+              </w:rPr>
+              <w:t>自动检索路径并以窗口化 1920×1080 启动；游戏已开着则直接绑定</w:t>
+            </w:r>
+          </w:p>
+        </w:tc>
+      </w:tr>
+      <w:tr>
+        <w:tblPrEx>
+          <w:tblCellMar>
+            <w:top w:w="0" w:type="dxa"/>
+            <w:left w:w="108" w:type="dxa"/>
+            <w:bottom w:w="0" w:type="dxa"/>
+            <w:right w:w="108" w:type="dxa"/>
+          </w:tblCellMar>
+        </w:tblPrEx>
+        <w:tc>
+          <w:tcPr>
+            <w:tcW w:w="3302" w:type="dxa"/>
+          </w:tcPr>
+          <w:p>
+            <w:r>
+              <w:rPr>
+                <w:rFonts w:ascii="微软雅黑" w:hAnsi="微软雅黑" w:eastAsia="微软雅黑" w:cs="微软雅黑"/>
+                <w:b w:val="0"/>
+              </w:rPr>
+              <w:t>2</w:t>
+            </w:r>
+          </w:p>
+        </w:tc>
+        <w:tc>
+          <w:tcPr>
+            <w:tcW w:w="3302" w:type="dxa"/>
+          </w:tcPr>
+          <w:p>
+            <w:r>
+              <w:rPr>
+                <w:rFonts w:ascii="微软雅黑" w:hAnsi="微软雅黑" w:eastAsia="微软雅黑" w:cs="微软雅黑"/>
+                <w:b w:val="0"/>
+              </w:rPr>
+              <w:t>一条龙日常</w:t>
+            </w:r>
+          </w:p>
+        </w:tc>
+        <w:tc>
+          <w:tcPr>
+            <w:tcW w:w="3302" w:type="dxa"/>
+          </w:tcPr>
+          <w:p>
+            <w:r>
+              <w:rPr>
+                <w:rFonts w:ascii="微软雅黑" w:hAnsi="微软雅黑" w:eastAsia="微软雅黑" w:cs="微软雅黑"/>
+                <w:b w:val="0"/>
+              </w:rPr>
+              <w:t>抽抽乐 + 日常收菜 + PVP + 快速狩猎 + 分解精炼 + 赛季推关等一整套，按固定顺序执行</w:t>
+            </w:r>
+          </w:p>
+        </w:tc>
+      </w:tr>
+      <w:tr>
+        <w:tblPrEx>
+          <w:tblCellMar>
+            <w:top w:w="0" w:type="dxa"/>
+            <w:left w:w="108" w:type="dxa"/>
+            <w:bottom w:w="0" w:type="dxa"/>
+            <w:right w:w="108" w:type="dxa"/>
+          </w:tblCellMar>
+        </w:tblPrEx>
+        <w:tc>
+          <w:tcPr>
+            <w:tcW w:w="3302" w:type="dxa"/>
+          </w:tcPr>
+          <w:p>
+            <w:r>
+              <w:rPr>
+                <w:rFonts w:ascii="微软雅黑" w:hAnsi="微软雅黑" w:eastAsia="微软雅黑" w:cs="微软雅黑"/>
+                <w:b w:val="0"/>
+              </w:rPr>
+              <w:t>3</w:t>
+            </w:r>
+          </w:p>
+        </w:tc>
+        <w:tc>
+          <w:tcPr>
+            <w:tcW w:w="3302" w:type="dxa"/>
+          </w:tcPr>
+          <w:p>
+            <w:r>
+              <w:rPr>
+                <w:rFonts w:ascii="微软雅黑" w:hAnsi="微软雅黑" w:eastAsia="微软雅黑" w:cs="微软雅黑"/>
+                <w:b w:val="0"/>
+              </w:rPr>
+              <w:t>奖励一键领取（日常奖励+活动奖励）</w:t>
+            </w:r>
+          </w:p>
+        </w:tc>
+        <w:tc>
+          <w:tcPr>
+            <w:tcW w:w="3302" w:type="dxa"/>
+          </w:tcPr>
+          <w:p>
+            <w:r>
+              <w:rPr>
+                <w:rFonts w:ascii="微软雅黑" w:hAnsi="微软雅黑" w:eastAsia="微软雅黑" w:cs="微软雅黑"/>
+                <w:b w:val="0"/>
+              </w:rPr>
+              <w:t>领取日常奖励与活动奖励</w:t>
+            </w:r>
+          </w:p>
+        </w:tc>
+      </w:tr>
+      <w:tr>
+        <w:tblPrEx>
+          <w:tblCellMar>
+            <w:top w:w="0" w:type="dxa"/>
+            <w:left w:w="108" w:type="dxa"/>
+            <w:bottom w:w="0" w:type="dxa"/>
+            <w:right w:w="108" w:type="dxa"/>
+          </w:tblCellMar>
+        </w:tblPrEx>
+        <w:tc>
+          <w:tcPr>
+            <w:tcW w:w="3302" w:type="dxa"/>
+          </w:tcPr>
+          <w:p>
+            <w:r>
+              <w:rPr>
+                <w:rFonts w:ascii="微软雅黑" w:hAnsi="微软雅黑" w:eastAsia="微软雅黑" w:cs="微软雅黑"/>
+                <w:b w:val="0"/>
+              </w:rPr>
+              <w:t>4</w:t>
+            </w:r>
+          </w:p>
+        </w:tc>
+        <w:tc>
+          <w:tcPr>
+            <w:tcW w:w="3302" w:type="dxa"/>
+          </w:tcPr>
+          <w:p>
+            <w:r>
+              <w:rPr>
+                <w:rFonts w:ascii="微软雅黑" w:hAnsi="微软雅黑" w:eastAsia="微软雅黑" w:cs="微软雅黑"/>
+                <w:b w:val="0"/>
+              </w:rPr>
+              <w:t>其余每周任务</w:t>
+            </w:r>
+          </w:p>
+        </w:tc>
+        <w:tc>
+          <w:tcPr>
+            <w:tcW w:w="3302" w:type="dxa"/>
+          </w:tcPr>
+          <w:p>
+            <w:r>
+              <w:rPr>
+                <w:rFonts w:ascii="微软雅黑" w:hAnsi="微软雅黑" w:eastAsia="微软雅黑" w:cs="微软雅黑"/>
+                <w:b w:val="0"/>
+              </w:rPr>
+              <w:t>每周任务，按星期门控执行</w:t>
+            </w:r>
+          </w:p>
+        </w:tc>
+      </w:tr>
+      <w:tr>
+        <w:tblPrEx>
+          <w:tblCellMar>
+            <w:top w:w="0" w:type="dxa"/>
+            <w:left w:w="108" w:type="dxa"/>
+            <w:bottom w:w="0" w:type="dxa"/>
+            <w:right w:w="108" w:type="dxa"/>
+          </w:tblCellMar>
+        </w:tblPrEx>
+        <w:tc>
+          <w:tcPr>
+            <w:tcW w:w="3302" w:type="dxa"/>
+          </w:tcPr>
+          <w:p>
+            <w:r>
+              <w:rPr>
+                <w:rFonts w:ascii="微软雅黑" w:hAnsi="微软雅黑" w:eastAsia="微软雅黑" w:cs="微软雅黑"/>
+                <w:b w:val="0"/>
+              </w:rPr>
+              <w:t>5</w:t>
+            </w:r>
+          </w:p>
+        </w:tc>
+        <w:tc>
+          <w:tcPr>
+            <w:tcW w:w="3302" w:type="dxa"/>
+          </w:tcPr>
+          <w:p>
+            <w:r>
+              <w:rPr>
+                <w:rFonts w:ascii="微软雅黑" w:hAnsi="微软雅黑" w:eastAsia="微软雅黑" w:cs="微软雅黑"/>
+                <w:b w:val="0"/>
+              </w:rPr>
+              <w:t>救赎之塔（肉鸽塔快速战斗）</w:t>
+            </w:r>
+          </w:p>
+        </w:tc>
+        <w:tc>
+          <w:tcPr>
+            <w:tcW w:w="3302" w:type="dxa"/>
+          </w:tcPr>
+          <w:p>
+            <w:r>
+              <w:rPr>
+                <w:rFonts w:ascii="微软雅黑" w:hAnsi="微软雅黑" w:eastAsia="微软雅黑" w:cs="微软雅黑"/>
+                <w:b w:val="0"/>
+              </w:rPr>
+              <w:t>肉鸽塔快速战斗</w:t>
+            </w:r>
+          </w:p>
+        </w:tc>
+      </w:tr>
+      <w:tr>
+        <w:tblPrEx>
+          <w:tblCellMar>
+            <w:top w:w="0" w:type="dxa"/>
+            <w:left w:w="108" w:type="dxa"/>
+            <w:bottom w:w="0" w:type="dxa"/>
+            <w:right w:w="108" w:type="dxa"/>
+          </w:tblCellMar>
+        </w:tblPrEx>
+        <w:tc>
+          <w:tcPr>
+            <w:tcW w:w="3302" w:type="dxa"/>
+          </w:tcPr>
+          <w:p>
+            <w:r>
+              <w:rPr>
+                <w:rFonts w:ascii="微软雅黑" w:hAnsi="微软雅黑" w:eastAsia="微软雅黑" w:cs="微软雅黑"/>
+                <w:b w:val="0"/>
+              </w:rPr>
+              <w:t>6</w:t>
+            </w:r>
+          </w:p>
+        </w:tc>
+        <w:tc>
+          <w:tcPr>
+            <w:tcW w:w="3302" w:type="dxa"/>
+          </w:tcPr>
+          <w:p>
+            <w:r>
+              <w:rPr>
+                <w:rFonts w:ascii="微软雅黑" w:hAnsi="微软雅黑" w:eastAsia="微软雅黑" w:cs="微软雅黑"/>
+                <w:b w:val="0"/>
+              </w:rPr>
+              <w:t>赛季活动商店购买</w:t>
+            </w:r>
+          </w:p>
+        </w:tc>
+        <w:tc>
+          <w:tcPr>
+            <w:tcW w:w="3302" w:type="dxa"/>
+          </w:tcPr>
+          <w:p>
+            <w:r>
+              <w:rPr>
+                <w:rFonts w:ascii="微软雅黑" w:hAnsi="微软雅黑" w:eastAsia="微软雅黑" w:cs="微软雅黑"/>
+                <w:b w:val="0"/>
+              </w:rPr>
+              <w:t>在赛季活动商店内购买</w:t>
+            </w:r>
+          </w:p>
+        </w:tc>
+      </w:tr>
+      <w:tr>
+        <w:tblPrEx>
+          <w:tblCellMar>
+            <w:top w:w="0" w:type="dxa"/>
+            <w:left w:w="108" w:type="dxa"/>
+            <w:bottom w:w="0" w:type="dxa"/>
+            <w:right w:w="108" w:type="dxa"/>
+          </w:tblCellMar>
+        </w:tblPrEx>
+        <w:tc>
+          <w:tcPr>
+            <w:tcW w:w="3302" w:type="dxa"/>
+          </w:tcPr>
+          <w:p>
+            <w:r>
+              <w:rPr>
+                <w:rFonts w:ascii="微软雅黑" w:hAnsi="微软雅黑" w:eastAsia="微软雅黑" w:cs="微软雅黑"/>
+                <w:b w:val="0"/>
+              </w:rPr>
+              <w:t>7</w:t>
+            </w:r>
+          </w:p>
+        </w:tc>
+        <w:tc>
+          <w:tcPr>
+            <w:tcW w:w="3302" w:type="dxa"/>
+          </w:tcPr>
+          <w:p>
+            <w:r>
+              <w:rPr>
+                <w:rFonts w:ascii="微软雅黑" w:hAnsi="微软雅黑" w:eastAsia="微软雅黑" w:cs="微软雅黑"/>
+                <w:b w:val="0"/>
+              </w:rPr>
+              <w:t>资源吸收和召集（两个轮次）</w:t>
+            </w:r>
+          </w:p>
+        </w:tc>
+        <w:tc>
+          <w:tcPr>
+            <w:tcW w:w="3302" w:type="dxa"/>
+          </w:tcPr>
+          <w:p>
+            <w:r>
+              <w:rPr>
+                <w:rFonts w:ascii="微软雅黑" w:hAnsi="微软雅黑" w:eastAsia="微软雅黑" w:cs="微软雅黑"/>
+                <w:b w:val="0"/>
+              </w:rPr>
+              <w:t>地图吸收 / 召集，两个轮次；次轮执行周期需单独勾选一次</w:t>
+            </w:r>
+          </w:p>
+        </w:tc>
+      </w:tr>
+      <w:tr>
+        <w:tblPrEx>
+          <w:tblCellMar>
+            <w:top w:w="0" w:type="dxa"/>
+            <w:left w:w="108" w:type="dxa"/>
+            <w:bottom w:w="0" w:type="dxa"/>
+            <w:right w:w="108" w:type="dxa"/>
+          </w:tblCellMar>
+        </w:tblPrEx>
+        <w:tc>
+          <w:tcPr>
+            <w:tcW w:w="3302" w:type="dxa"/>
+          </w:tcPr>
+          <w:p>
+            <w:r>
+              <w:rPr>
+                <w:rFonts w:ascii="微软雅黑" w:hAnsi="微软雅黑" w:eastAsia="微软雅黑" w:cs="微软雅黑"/>
+                <w:b w:val="0"/>
+              </w:rPr>
+              <w:t>8</w:t>
+            </w:r>
+          </w:p>
+        </w:tc>
+        <w:tc>
+          <w:tcPr>
+            <w:tcW w:w="3302" w:type="dxa"/>
+          </w:tcPr>
+          <w:p>
+            <w:r>
+              <w:rPr>
+                <w:rFonts w:ascii="微软雅黑" w:hAnsi="微软雅黑" w:eastAsia="微软雅黑" w:cs="微软雅黑"/>
+                <w:b w:val="0"/>
+              </w:rPr>
+              <w:t>每日跑商（砍价·购买收藏）</w:t>
+            </w:r>
+          </w:p>
+        </w:tc>
+        <w:tc>
+          <w:tcPr>
+            <w:tcW w:w="3302" w:type="dxa"/>
+          </w:tcPr>
+          <w:p>
+            <w:r>
+              <w:rPr>
+                <w:rFonts w:ascii="微软雅黑" w:hAnsi="微软雅黑" w:eastAsia="微软雅黑" w:cs="微软雅黑"/>
+                <w:b w:val="0"/>
+              </w:rPr>
+              <w:t>跑商砍价、购买收藏品；涉及金币，建议单独运行并留意</w:t>
+            </w:r>
+          </w:p>
+        </w:tc>
+      </w:tr>
+      <w:tr>
+        <w:tblPrEx>
+          <w:tblCellMar>
+            <w:top w:w="0" w:type="dxa"/>
+            <w:left w:w="108" w:type="dxa"/>
+            <w:bottom w:w="0" w:type="dxa"/>
+            <w:right w:w="108" w:type="dxa"/>
+          </w:tblCellMar>
+        </w:tblPrEx>
+        <w:tc>
+          <w:tcPr>
+            <w:tcW w:w="3302" w:type="dxa"/>
+          </w:tcPr>
+          <w:p>
+            <w:r>
+              <w:rPr>
+                <w:rFonts w:ascii="微软雅黑" w:hAnsi="微软雅黑" w:eastAsia="微软雅黑" w:cs="微软雅黑"/>
+                <w:b w:val="0"/>
+              </w:rPr>
+              <w:t>9</w:t>
+            </w:r>
+          </w:p>
+        </w:tc>
+        <w:tc>
+          <w:tcPr>
+            <w:tcW w:w="3302" w:type="dxa"/>
+          </w:tcPr>
+          <w:p>
+            <w:r>
+              <w:rPr>
+                <w:rFonts w:ascii="微软雅黑" w:hAnsi="微软雅黑" w:eastAsia="微软雅黑" w:cs="微软雅黑"/>
+                <w:b w:val="0"/>
+              </w:rPr>
+              <w:t>自动钓鱼（测试）</w:t>
+            </w:r>
+          </w:p>
+        </w:tc>
+        <w:tc>
+          <w:tcPr>
+            <w:tcW w:w="3302" w:type="dxa"/>
+          </w:tcPr>
+          <w:p>
+            <w:r>
+              <w:rPr>
+                <w:rFonts w:ascii="微软雅黑" w:hAnsi="微软雅黑" w:eastAsia="微软雅黑" w:cs="微软雅黑"/>
+                <w:b w:val="0"/>
+              </w:rPr>
+              <w:t>自动钓鱼（测试功能，可先不勾选）</w:t>
+            </w:r>
+          </w:p>
+        </w:tc>
+      </w:tr>
+    </w:tbl>
     <w:p>
       <w:pPr>
         <w:keepNext/>
@@ -1365,6 +1922,116 @@
       </w:r>
     </w:p>
     <w:p>
+      <w:r>
+        <w:rPr>
+          <w:rFonts w:ascii="微软雅黑" w:hAnsi="微软雅黑" w:eastAsia="微软雅黑" w:cs="微软雅黑"/>
+          <w:b/>
+          <w:color w:val="1F4E79"/>
+          <w:sz w:val="21"/>
+        </w:rPr>
+        <w:t>Q1 「启动游戏」卡片怎么用？必须每次手动添加吗？</w:t>
+      </w:r>
+    </w:p>
+    <w:p>
+      <w:r>
+        <w:rPr>
+          <w:rFonts w:ascii="微软雅黑" w:hAnsi="微软雅黑" w:eastAsia="微软雅黑" w:cs="微软雅黑"/>
+          <w:b w:val="0"/>
+          <w:color w:val="262626"/>
+          <w:sz w:val="21"/>
+        </w:rPr>
+        <w:t>首次在「添加任务」面板添加一次并勾选，之后会一直保留，不用每次重加。点「开始任务」后，脚本会自动检索本机游戏安装路径并以窗口化 1920×1080 拉起游戏；游戏已经开着则直接绑定当前窗口。它取代了旧版的「进入游戏-必选」卡和需要手动填游戏路径 / 参数的「前置程序」。</w:t>
+      </w:r>
+    </w:p>
+    <w:p>
+      <w:r>
+        <w:rPr>
+          <w:rFonts w:ascii="微软雅黑" w:hAnsi="微软雅黑" w:eastAsia="微软雅黑" w:cs="微软雅黑"/>
+          <w:b/>
+          <w:color w:val="1F4E79"/>
+          <w:sz w:val="21"/>
+        </w:rPr>
+        <w:t>Q2 任务列表里一直有个「前置程序」卡片，能删掉吗？</w:t>
+      </w:r>
+    </w:p>
+    <w:p>
+      <w:r>
+        <w:rPr>
+          <w:rFonts w:ascii="微软雅黑" w:hAnsi="微软雅黑" w:eastAsia="微软雅黑" w:cs="微软雅黑"/>
+          <w:b w:val="0"/>
+          <w:color w:val="262626"/>
+          <w:sz w:val="21"/>
+        </w:rPr>
+        <w:t>那是软件界面框架（MXU）在连接电脑端窗口后自动添加的，默认未勾选、不参与任务，也不影响「启动游戏」卡工作。本项目无法取消它的自动出现（属框架内置行为），删掉后下次连接窗口可能又出现 —— 忽略它即可。</w:t>
+      </w:r>
+    </w:p>
+    <w:p>
+      <w:r>
+        <w:rPr>
+          <w:rFonts w:ascii="微软雅黑" w:hAnsi="微软雅黑" w:eastAsia="微软雅黑" w:cs="微软雅黑"/>
+          <w:b/>
+          <w:color w:val="1F4E79"/>
+          <w:sz w:val="21"/>
+        </w:rPr>
+        <w:t>Q3 升级后任务卡片变少了 / 合并了，我原来的勾选和设置还在吗？</w:t>
+      </w:r>
+    </w:p>
+    <w:p>
+      <w:r>
+        <w:rPr>
+          <w:rFonts w:ascii="微软雅黑" w:hAnsi="微软雅黑" w:eastAsia="微软雅黑" w:cs="微软雅黑"/>
+          <w:b w:val="0"/>
+          <w:color w:val="262626"/>
+          <w:sz w:val="21"/>
+        </w:rPr>
+        <w:t>在。v26.10.1 把七张日常卡合并为「一条龙日常」、首轮 / 次轮吸收召集合并为「资源吸收和召集（两个轮次）」，旧卡的勾选与选项会自动迁移，不用重建配置。启动日志出现「无效任务被移除 / 无效选项已丢弃」的 WARN 是迁移的正常现象，不是报错。唯一例外见下一问。</w:t>
+      </w:r>
+    </w:p>
+    <w:p>
+      <w:r>
+        <w:rPr>
+          <w:rFonts w:ascii="微软雅黑" w:hAnsi="微软雅黑" w:eastAsia="微软雅黑" w:cs="微软雅黑"/>
+          <w:b/>
+          <w:color w:val="1F4E79"/>
+          <w:sz w:val="21"/>
+        </w:rPr>
+        <w:t>Q4 「资源吸收和召集（两个轮次）」的第二轮怎么没执行？</w:t>
+      </w:r>
+    </w:p>
+    <w:p>
+      <w:r>
+        <w:rPr>
+          <w:rFonts w:ascii="微软雅黑" w:hAnsi="微软雅黑" w:eastAsia="微软雅黑" w:cs="微软雅黑"/>
+          <w:b w:val="0"/>
+          <w:color w:val="262626"/>
+          <w:sz w:val="21"/>
+        </w:rPr>
+        <w:t>次轮的执行周期不会自动迁移。请打开「资源吸收和召集（两个轮次）」卡，重新勾选一次第二轮的执行周期（默认周二）；不勾选则次轮不执行，首轮不受影响。</w:t>
+      </w:r>
+    </w:p>
+    <w:p>
+      <w:r>
+        <w:rPr>
+          <w:rFonts w:ascii="微软雅黑" w:hAnsi="微软雅黑" w:eastAsia="微软雅黑" w:cs="微软雅黑"/>
+          <w:b/>
+          <w:color w:val="1F4E79"/>
+          <w:sz w:val="21"/>
+        </w:rPr>
+        <w:t>Q5 升级完停在「更新完成」，软件没自动打开？</w:t>
+      </w:r>
+    </w:p>
+    <w:p>
+      <w:r>
+        <w:rPr>
+          <w:rFonts w:ascii="微软雅黑" w:hAnsi="微软雅黑" w:eastAsia="微软雅黑" w:cs="微软雅黑"/>
+          <w:b w:val="0"/>
+          <w:color w:val="262626"/>
+          <w:sz w:val="21"/>
+        </w:rPr>
+        <w:t>只有升级到 v26.10.1 这一次会这样：程序从 mxu.exe 改名成了 MaaBd2.exe，更新程序记住的是旧名字、找不到，自动重启就失败了。自己去双击 MaaBd2.exe 打开即可 —— 更新本身是成功的（从下一版起恢复正常）。</w:t>
+      </w:r>
+    </w:p>
+    <w:p>
       <w:pPr>
         <w:keepNext/>
         <w:spacing w:before="180" w:after="40"/>
@@ -1376,7 +2043,7 @@
           <w:color w:val="1F4E79"/>
           <w:sz w:val="21"/>
         </w:rPr>
-        <w:t>Q1 提示「程序位置不对」</w:t>
+        <w:t>Q6 提示「程序位置不对」</w:t>
       </w:r>
     </w:p>
     <w:p>
@@ -1414,7 +2081,7 @@
           <w:color w:val="1F4E79"/>
           <w:sz w:val="21"/>
         </w:rPr>
-        <w:t>Q2 报错 Agent start failed: status 0，软件起不来</w:t>
+        <w:t>Q7 报错 Agent start failed: status 0，软件起不来</w:t>
       </w:r>
     </w:p>
     <w:p>
@@ -1482,7 +2149,7 @@
           <w:color w:val="1F4E79"/>
           <w:sz w:val="21"/>
         </w:rPr>
-        <w:t>Q3 更新完、或在旧文件夹上覆盖解压后出现各种奇怪报错</w:t>
+        <w:t>Q8 更新完、或在旧文件夹上覆盖解压后出现各种奇怪报错</w:t>
       </w:r>
     </w:p>
     <w:p>
@@ -1507,23 +2174,6 @@
         </w:rPr>
         <w:t>👉 用 7-Zip / Bandizip 解压到全新的空文件夹，再双击 MaaBd2.exe 启动。</w:t>
       </w:r>
-      <w:r>
-        <w:rPr>
-          <w:rFonts w:hint="eastAsia" w:ascii="微软雅黑" w:hAnsi="微软雅黑" w:eastAsia="微软雅黑" w:cs="微软雅黑"/>
-          <w:b/>
-          <w:color w:val="262626"/>
-          <w:sz w:val="21"/>
-        </w:rPr>
-        <w:t/>
-      </w:r>
-      <w:r>
-        <w:rPr>
-          <w:rFonts w:hint="eastAsia" w:ascii="微软雅黑" w:hAnsi="微软雅黑" w:eastAsia="微软雅黑" w:cs="微软雅黑"/>
-          <w:color w:val="262626"/>
-          <w:sz w:val="21"/>
-        </w:rPr>
-        <w:t/>
-      </w:r>
     </w:p>
     <w:p>
       <w:pPr>
@@ -1537,7 +2187,7 @@
           <w:color w:val="1F4E79"/>
           <w:sz w:val="21"/>
         </w:rPr>
-        <w:t>Q4 连接时提示「需要管理员权限」</w:t>
+        <w:t>Q9 连接时提示「需要管理员权限」</w:t>
       </w:r>
     </w:p>
     <w:p>
@@ -1565,7 +2215,7 @@
           <w:color w:val="1F4E79"/>
           <w:sz w:val="21"/>
         </w:rPr>
-        <w:t>Q5 打开游戏后停在登录界面，任务直接结束</w:t>
+        <w:t>Q10 打开游戏后停在登录界面，任务直接结束</w:t>
       </w:r>
     </w:p>
     <w:p>
@@ -1603,7 +2253,7 @@
           <w:color w:val="1F4E79"/>
           <w:sz w:val="21"/>
         </w:rPr>
-        <w:t>Q6 某个任务显示红叉、直接结束</w:t>
+        <w:t>Q11 某个任务显示红叉、直接结束</w:t>
       </w:r>
     </w:p>
     <w:p>
@@ -1641,7 +2291,7 @@
           <w:color w:val="1F4E79"/>
           <w:sz w:val="21"/>
         </w:rPr>
-        <w:t>Q7 任务刚启动就结束，界面显示任务完成但什么都没做</w:t>
+        <w:t>Q12 任务刚启动就结束，界面显示任务完成但什么都没做</w:t>
       </w:r>
     </w:p>
     <w:p>
@@ -1692,7 +2342,7 @@
           <w:color w:val="1F4E79"/>
           <w:sz w:val="21"/>
         </w:rPr>
-        <w:t>Q8 点不动、画面全黑、什么都识别不到</w:t>
+        <w:t>Q13 点不动、画面全黑、什么都识别不到</w:t>
       </w:r>
     </w:p>
     <w:p>
@@ -1729,23 +2379,6 @@
           <w:sz w:val="21"/>
         </w:rPr>
         <w:t>👉 若控制器选的是「电脑端-前台」，窗口既不能最小化、也不能被其它窗口挡住（换回默认的「电脑端」就没有这些限制，最小化也能正常跑）；</w:t>
-      </w:r>
-      <w:r>
-        <w:rPr>
-          <w:rFonts w:hint="eastAsia" w:ascii="微软雅黑" w:hAnsi="微软雅黑" w:eastAsia="微软雅黑" w:cs="微软雅黑"/>
-          <w:b/>
-          <w:color w:val="262626"/>
-          <w:sz w:val="21"/>
-        </w:rPr>
-        <w:t/>
-      </w:r>
-      <w:r>
-        <w:rPr>
-          <w:rFonts w:hint="eastAsia" w:ascii="微软雅黑" w:hAnsi="微软雅黑" w:eastAsia="微软雅黑" w:cs="微软雅黑"/>
-          <w:color w:val="262626"/>
-          <w:sz w:val="21"/>
-        </w:rPr>
-        <w:t/>
       </w:r>
     </w:p>
     <w:p>
@@ -1807,7 +2440,7 @@
           <w:color w:val="1F4E79"/>
           <w:sz w:val="21"/>
         </w:rPr>
-        <w:t>Q9 启动任务后软件立即闪退</w:t>
+        <w:t>Q14 启动任务后软件立即闪退</w:t>
       </w:r>
     </w:p>
     <w:p>
@@ -1852,7 +2485,7 @@
           <w:color w:val="1F4E79"/>
           <w:sz w:val="21"/>
         </w:rPr>
-        <w:t>Q10 任务卡在某个界面很久不动</w:t>
+        <w:t>Q15 任务卡在某个界面很久不动</w:t>
       </w:r>
     </w:p>
     <w:p>
@@ -1880,7 +2513,7 @@
           <w:color w:val="1F4E79"/>
           <w:sz w:val="21"/>
         </w:rPr>
-        <w:t>Q11 软件会不会覆盖我的任务配置？</w:t>
+        <w:t>Q16 软件会不会覆盖我的任务配置？</w:t>
       </w:r>
     </w:p>
     <w:p>
@@ -1890,24 +2523,7 @@
           <w:color w:val="262626"/>
           <w:sz w:val="21"/>
         </w:rPr>
-        <w:t>不会。启动时检测更新，</w:t>
-      </w:r>
-      <w:r>
-        <w:rPr>
-          <w:rFonts w:hint="eastAsia" w:ascii="微软雅黑" w:hAnsi="微软雅黑" w:eastAsia="微软雅黑" w:cs="微软雅黑"/>
-          <w:b/>
-          <w:color w:val="262626"/>
-          <w:sz w:val="21"/>
-        </w:rPr>
-        <w:t>弹窗 20 秒无操作会自动跳过更新</w:t>
-      </w:r>
-      <w:r>
-        <w:rPr>
-          <w:rFonts w:hint="eastAsia" w:ascii="微软雅黑" w:hAnsi="微软雅黑" w:eastAsia="微软雅黑" w:cs="微软雅黑"/>
-          <w:color w:val="262626"/>
-          <w:sz w:val="21"/>
-        </w:rPr>
-        <w:t>并直接进入软件；选择一键更新也只替换软件文件，config\mxu-MaaBrownDust2.json 里的任务配置会完整保留。</w:t>
+        <w:t>不会。软件内更新只替换软件文件，config\ 目录根本不在发布包里，你的任务配置（config\mxu-MaaBrownDust2.json）会完整保留；手动覆盖解压同理。</w:t>
       </w:r>
     </w:p>
     <w:p>
@@ -1922,7 +2538,7 @@
           <w:color w:val="1F4E79"/>
           <w:sz w:val="21"/>
         </w:rPr>
-        <w:t>Q12 下载很慢 / 更新失败</w:t>
+        <w:t>Q17 下载很慢 / 更新失败</w:t>
       </w:r>
     </w:p>
     <w:p>
@@ -1967,7 +2583,7 @@
           <w:color w:val="1F4E79"/>
           <w:sz w:val="21"/>
         </w:rPr>
-        <w:t>Q13 能用安卓模拟器或者手机端吗？</w:t>
+        <w:t>Q18 能用安卓模拟器或者手机端吗？</w:t>
       </w:r>
     </w:p>
     <w:p>
@@ -2001,15 +2617,39 @@
       <w:pPr>
         <w:keepNext/>
         <w:spacing w:before="180" w:after="40"/>
+        <w:rPr>
+          <w:color w:val="FF0000"/>
+        </w:rPr>
       </w:pPr>
+      <w:bookmarkStart w:id="0" w:name="_GoBack"/>
       <w:r>
         <w:rPr>
           <w:rFonts w:hint="eastAsia" w:ascii="微软雅黑" w:hAnsi="微软雅黑" w:eastAsia="微软雅黑" w:cs="微软雅黑"/>
           <w:b/>
-          <w:color w:val="1F4E79"/>
+          <w:color w:val="FF0000"/>
           <w:sz w:val="21"/>
         </w:rPr>
-        <w:t>Q14 游戏窗口可以最小化运行吗？</w:t>
+        <w:t xml:space="preserve">Q19 </w:t>
+      </w:r>
+      <w:r>
+        <w:rPr>
+          <w:rFonts w:hint="eastAsia" w:ascii="微软雅黑" w:hAnsi="微软雅黑" w:eastAsia="微软雅黑" w:cs="微软雅黑"/>
+          <w:b/>
+          <w:color w:val="FF0000"/>
+          <w:sz w:val="21"/>
+        </w:rPr>
+        <w:t>游戏窗口可以最小化运行吗？</w:t>
+      </w:r>
+    </w:p>
+    <w:bookmarkEnd w:id="0"/>
+    <w:p>
+      <w:r>
+        <w:rPr>
+          <w:rFonts w:hint="eastAsia" w:ascii="微软雅黑" w:hAnsi="微软雅黑" w:eastAsia="微软雅黑" w:cs="微软雅黑"/>
+          <w:color w:val="262626"/>
+          <w:sz w:val="21"/>
+        </w:rPr>
+        <w:t>可以，但仅限默认的「电脑端」控制器（后台截图模式）。它自带「伪最小化」处理：发现游戏窗口被最小化后，会把窗口设成完全透明、鼠标可穿透，再以不激活的方式恢复，从而继续截图与点击 —— 全程不抢你的焦点，也不会弹到最前面。</w:t>
       </w:r>
     </w:p>
     <w:p>
@@ -2019,24 +2659,7 @@
           <w:color w:val="262626"/>
           <w:sz w:val="21"/>
         </w:rPr>
-        <w:t>可以，但仅限默认的「电脑端」控制器（后台截图模式）。它自带「伪最小化」处理：发现游戏窗口被最小化后，会把窗口设成完全透明、鼠标可穿透，再以不激活的方式恢复，从而继续截图与点击 —— 全程不抢你的焦点，也不会弹到最前面。</w:t>
-      </w:r>
-      <w:r>
-        <w:rPr>
-          <w:rFonts w:hint="eastAsia" w:ascii="微软雅黑" w:hAnsi="微软雅黑" w:eastAsia="微软雅黑" w:cs="微软雅黑"/>
-          <w:b/>
-          <w:color w:val="262626"/>
-          <w:sz w:val="21"/>
-        </w:rPr>
-        <w:t/>
-      </w:r>
-      <w:r>
-        <w:rPr>
-          <w:rFonts w:hint="eastAsia" w:ascii="微软雅黑" w:hAnsi="微软雅黑" w:eastAsia="微软雅黑" w:cs="微软雅黑"/>
-          <w:color w:val="262626"/>
-          <w:sz w:val="21"/>
-        </w:rPr>
-        <w:t/>
+        <w:t>👉 任务开始后，游戏窗口会从「最小化」变成「透明穿透」状态（看不见、点不到，但确实在跑）；任务结束后它不会自动变回最小化，需要你自己再点一次最小化。</w:t>
       </w:r>
     </w:p>
     <w:p>
@@ -2046,83 +2669,8 @@
           <w:color w:val="262626"/>
           <w:sz w:val="21"/>
         </w:rPr>
-        <w:t>👉 任务开始后，游戏窗口会从「最小化」变成「透明穿透」状态（看不见、点不到，但确实在跑）；任务结束后它不会自动变回最小化，需要你自己再点一次最小化。</w:t>
-      </w:r>
-      <w:r>
-        <w:rPr>
-          <w:rFonts w:hint="eastAsia" w:ascii="微软雅黑" w:hAnsi="微软雅黑" w:eastAsia="微软雅黑" w:cs="微软雅黑"/>
-          <w:b/>
-          <w:color w:val="262626"/>
-          <w:sz w:val="21"/>
-        </w:rPr>
-        <w:t/>
-      </w:r>
-      <w:r>
-        <w:rPr>
-          <w:rFonts w:hint="eastAsia" w:ascii="微软雅黑" w:hAnsi="微软雅黑" w:eastAsia="微软雅黑" w:cs="微软雅黑"/>
-          <w:color w:val="262626"/>
-          <w:sz w:val="21"/>
-        </w:rPr>
-        <w:t/>
-      </w:r>
-    </w:p>
-    <w:p>
-      <w:r>
-        <w:rPr>
-          <w:rFonts w:hint="eastAsia" w:ascii="微软雅黑" w:hAnsi="微软雅黑" w:eastAsia="微软雅黑" w:cs="微软雅黑"/>
-          <w:color w:val="262626"/>
-          <w:sz w:val="21"/>
-        </w:rPr>
         <w:t>👉 点击用的是后台发消息方式，每次点击会短暂把系统光标移到目标位置再移回（几十毫秒），所以你同时用电脑时鼠标偶尔会跳一下，属正常现象。</w:t>
       </w:r>
-      <w:r>
-        <w:rPr>
-          <w:rFonts w:hint="eastAsia" w:ascii="微软雅黑" w:hAnsi="微软雅黑" w:eastAsia="微软雅黑" w:cs="微软雅黑"/>
-          <w:b/>
-          <w:color w:val="262626"/>
-          <w:sz w:val="21"/>
-        </w:rPr>
-        <w:t/>
-      </w:r>
-      <w:r>
-        <w:rPr>
-          <w:rFonts w:hint="eastAsia" w:ascii="微软雅黑" w:hAnsi="微软雅黑" w:eastAsia="微软雅黑" w:cs="微软雅黑"/>
-          <w:color w:val="262626"/>
-          <w:sz w:val="21"/>
-        </w:rPr>
-        <w:t/>
-      </w:r>
-    </w:p>
-    <w:p>
-      <w:pPr>
-        <w:keepNext/>
-        <w:keepLines/>
-        <w:spacing w:before="260" w:beforeAutospacing="1" w:after="100" w:afterAutospacing="1"/>
-        <w:outlineLvl w:val="1"/>
-        <w:rPr>
-          <w:sz w:val="32"/>
-          <w:szCs w:val="32"/>
-        </w:rPr>
-      </w:pPr>
-      <w:r>
-        <w:rPr>
-          <w:rFonts w:hint="eastAsia" w:ascii="微软雅黑" w:hAnsi="微软雅黑" w:eastAsia="微软雅黑" w:cs="微软雅黑"/>
-          <w:b/>
-          <w:color w:val="1F4E79"/>
-          <w:sz w:val="27"/>
-        </w:rPr>
-        <w:t>附：图示</w:t>
-      </w:r>
-    </w:p>
-    <w:p>
-      <w:pPr>
-        <w:widowControl/>
-        <w:autoSpaceDE w:val="0"/>
-        <w:autoSpaceDN w:val="0"/>
-        <w:spacing w:before="234" w:after="0" w:line="240" w:lineRule="auto"/>
-        <w:ind w:left="0" w:right="0" w:firstLine="0"/>
-        <w:jc w:val="center"/>
-      </w:pPr>
     </w:p>
     <w:p>
       <w:pPr>
@@ -2189,7 +2737,7 @@
     <w:sdtPr>
       <w:id w:val="147456443"/>
       <w:docPartObj>
-        <w:docPartGallery w:val="AutoText"/>
+        <w:docPartGallery w:val="autotext"/>
       </w:docPartObj>
     </w:sdtPr>
     <w:sdtContent>
@@ -2225,7 +2773,7 @@
     <w:sdtPr>
       <w:id w:val="147455402"/>
       <w:docPartObj>
-        <w:docPartGallery w:val="AutoText"/>
+        <w:docPartGallery w:val="autotext"/>
       </w:docPartObj>
     </w:sdtPr>
     <w:sdtContent>
@@ -2261,7 +2809,7 @@
     <w:sdtPr>
       <w:id w:val="147461775"/>
       <w:docPartObj>
-        <w:docPartGallery w:val="AutoText"/>
+        <w:docPartGallery w:val="autotext"/>
       </w:docPartObj>
     </w:sdtPr>
     <w:sdtContent>
@@ -2512,13 +3060,13 @@
     <w:lsdException w:uiPriority="99" w:name="endnote reference"/>
     <w:lsdException w:uiPriority="99" w:name="endnote text"/>
     <w:lsdException w:uiPriority="99" w:name="table of authorities"/>
-    <w:lsdException w:uiPriority="99" w:semiHidden="0" w:name="macro"/>
+    <w:lsdException w:qFormat="1" w:uiPriority="99" w:semiHidden="0" w:name="macro"/>
     <w:lsdException w:uiPriority="99" w:name="toa heading"/>
     <w:lsdException w:uiPriority="99" w:semiHidden="0" w:name="List"/>
     <w:lsdException w:uiPriority="99" w:semiHidden="0" w:name="List Bullet"/>
     <w:lsdException w:uiPriority="99" w:semiHidden="0" w:name="List Number"/>
     <w:lsdException w:uiPriority="99" w:semiHidden="0" w:name="List 2"/>
-    <w:lsdException w:uiPriority="99" w:semiHidden="0" w:name="List 3"/>
+    <w:lsdException w:qFormat="1" w:uiPriority="99" w:semiHidden="0" w:name="List 3"/>
     <w:lsdException w:uiPriority="99" w:name="List 4"/>
     <w:lsdException w:uiPriority="99" w:name="List 5"/>
     <w:lsdException w:uiPriority="99" w:semiHidden="0" w:name="List Bullet 2"/>
@@ -2615,12 +3163,12 @@
     <w:lsdException w:uiPriority="99" w:name="Table Web 2"/>
     <w:lsdException w:uiPriority="99" w:name="Table Web 3"/>
     <w:lsdException w:uiPriority="99" w:name="Balloon Text"/>
-    <w:lsdException w:unhideWhenUsed="0" w:uiPriority="59" w:semiHidden="0" w:name="Table Grid"/>
+    <w:lsdException w:qFormat="1" w:unhideWhenUsed="0" w:uiPriority="59" w:semiHidden="0" w:name="Table Grid"/>
     <w:lsdException w:uiPriority="99" w:name="Table Theme"/>
     <w:lsdException w:qFormat="1" w:unhideWhenUsed="0" w:uiPriority="1" w:semiHidden="0" w:name="No Spacing"/>
     <w:lsdException w:unhideWhenUsed="0" w:uiPriority="60" w:semiHidden="0" w:name="Light Shading"/>
     <w:lsdException w:unhideWhenUsed="0" w:uiPriority="61" w:semiHidden="0" w:name="Light List"/>
-    <w:lsdException w:unhideWhenUsed="0" w:uiPriority="62" w:semiHidden="0" w:name="Light Grid"/>
+    <w:lsdException w:qFormat="1" w:unhideWhenUsed="0" w:uiPriority="62" w:semiHidden="0" w:name="Light Grid"/>
     <w:lsdException w:unhideWhenUsed="0" w:uiPriority="63" w:semiHidden="0" w:name="Medium Shading 1"/>
     <w:lsdException w:unhideWhenUsed="0" w:uiPriority="64" w:semiHidden="0" w:name="Medium Shading 2"/>
     <w:lsdException w:unhideWhenUsed="0" w:uiPriority="65" w:semiHidden="0" w:name="Medium List 1"/>
@@ -2666,7 +3214,7 @@
     <w:lsdException w:unhideWhenUsed="0" w:uiPriority="60" w:semiHidden="0" w:name="Light Shading Accent 3"/>
     <w:lsdException w:unhideWhenUsed="0" w:uiPriority="61" w:semiHidden="0" w:name="Light List Accent 3"/>
     <w:lsdException w:unhideWhenUsed="0" w:uiPriority="62" w:semiHidden="0" w:name="Light Grid Accent 3"/>
-    <w:lsdException w:unhideWhenUsed="0" w:uiPriority="63" w:semiHidden="0" w:name="Medium Shading 1 Accent 3"/>
+    <w:lsdException w:qFormat="1" w:unhideWhenUsed="0" w:uiPriority="63" w:semiHidden="0" w:name="Medium Shading 1 Accent 3"/>
     <w:lsdException w:unhideWhenUsed="0" w:uiPriority="64" w:semiHidden="0" w:name="Medium Shading 2 Accent 3"/>
     <w:lsdException w:unhideWhenUsed="0" w:uiPriority="65" w:semiHidden="0" w:name="Medium List 1 Accent 3"/>
     <w:lsdException w:unhideWhenUsed="0" w:uiPriority="66" w:semiHidden="0" w:name="Medium List 2 Accent 3"/>
@@ -2677,7 +3225,7 @@
     <w:lsdException w:unhideWhenUsed="0" w:uiPriority="71" w:semiHidden="0" w:name="Colorful Shading Accent 3"/>
     <w:lsdException w:unhideWhenUsed="0" w:uiPriority="72" w:semiHidden="0" w:name="Colorful List Accent 3"/>
     <w:lsdException w:unhideWhenUsed="0" w:uiPriority="73" w:semiHidden="0" w:name="Colorful Grid Accent 3"/>
-    <w:lsdException w:unhideWhenUsed="0" w:uiPriority="60" w:semiHidden="0" w:name="Light Shading Accent 4"/>
+    <w:lsdException w:qFormat="1" w:unhideWhenUsed="0" w:uiPriority="60" w:semiHidden="0" w:name="Light Shading Accent 4"/>
     <w:lsdException w:unhideWhenUsed="0" w:uiPriority="61" w:semiHidden="0" w:name="Light List Accent 4"/>
     <w:lsdException w:unhideWhenUsed="0" w:uiPriority="62" w:semiHidden="0" w:name="Light Grid Accent 4"/>
     <w:lsdException w:unhideWhenUsed="0" w:uiPriority="63" w:semiHidden="0" w:name="Medium Shading 1 Accent 4"/>
@@ -2689,7 +3237,7 @@
     <w:lsdException w:qFormat="1" w:unhideWhenUsed="0" w:uiPriority="69" w:semiHidden="0" w:name="Medium Grid 3 Accent 4"/>
     <w:lsdException w:unhideWhenUsed="0" w:uiPriority="70" w:semiHidden="0" w:name="Dark List Accent 4"/>
     <w:lsdException w:unhideWhenUsed="0" w:uiPriority="71" w:semiHidden="0" w:name="Colorful Shading Accent 4"/>
-    <w:lsdException w:unhideWhenUsed="0" w:uiPriority="72" w:semiHidden="0" w:name="Colorful List Accent 4"/>
+    <w:lsdException w:qFormat="1" w:unhideWhenUsed="0" w:uiPriority="72" w:semiHidden="0" w:name="Colorful List Accent 4"/>
     <w:lsdException w:unhideWhenUsed="0" w:uiPriority="73" w:semiHidden="0" w:name="Colorful Grid Accent 4"/>
     <w:lsdException w:unhideWhenUsed="0" w:uiPriority="60" w:semiHidden="0" w:name="Light Shading Accent 5"/>
     <w:lsdException w:qFormat="1" w:unhideWhenUsed="0" w:uiPriority="61" w:semiHidden="0" w:name="Light List Accent 5"/>
@@ -2707,7 +3255,7 @@
     <w:lsdException w:unhideWhenUsed="0" w:uiPriority="73" w:semiHidden="0" w:name="Colorful Grid Accent 5"/>
     <w:lsdException w:unhideWhenUsed="0" w:uiPriority="60" w:semiHidden="0" w:name="Light Shading Accent 6"/>
     <w:lsdException w:unhideWhenUsed="0" w:uiPriority="61" w:semiHidden="0" w:name="Light List Accent 6"/>
-    <w:lsdException w:unhideWhenUsed="0" w:uiPriority="62" w:semiHidden="0" w:name="Light Grid Accent 6"/>
+    <w:lsdException w:qFormat="1" w:unhideWhenUsed="0" w:uiPriority="62" w:semiHidden="0" w:name="Light Grid Accent 6"/>
     <w:lsdException w:unhideWhenUsed="0" w:uiPriority="63" w:semiHidden="0" w:name="Medium Shading 1 Accent 6"/>
     <w:lsdException w:unhideWhenUsed="0" w:uiPriority="64" w:semiHidden="0" w:name="Medium Shading 2 Accent 6"/>
     <w:lsdException w:unhideWhenUsed="0" w:uiPriority="65" w:semiHidden="0" w:name="Medium List 1 Accent 6"/>
@@ -2996,6 +3544,7 @@
     <w:name w:val="macro"/>
     <w:link w:val="163"/>
     <w:unhideWhenUsed/>
+    <w:qFormat/>
     <w:uiPriority w:val="99"/>
     <w:pPr>
       <w:tabs>
@@ -3021,6 +3570,7 @@
     <w:name w:val="List 3"/>
     <w:basedOn w:val="1"/>
     <w:unhideWhenUsed/>
+    <w:qFormat/>
     <w:uiPriority w:val="99"/>
     <w:pPr>
       <w:ind w:left="1080" w:hanging="360"/>
@@ -3294,6 +3844,7 @@
   <w:style w:type="table" w:styleId="33">
     <w:name w:val="Table Grid"/>
     <w:basedOn w:val="32"/>
+    <w:qFormat/>
     <w:uiPriority w:val="59"/>
     <w:pPr>
       <w:spacing w:after="0" w:line="240" w:lineRule="auto"/>
@@ -3714,6 +4265,7 @@
   <w:style w:type="table" w:styleId="38">
     <w:name w:val="Light Shading Accent 4"/>
     <w:basedOn w:val="32"/>
+    <w:qFormat/>
     <w:uiPriority w:val="60"/>
     <w:pPr>
       <w:spacing w:after="0" w:line="240" w:lineRule="auto"/>
@@ -4663,6 +5215,7 @@
   <w:style w:type="table" w:styleId="48">
     <w:name w:val="Light Grid"/>
     <w:basedOn w:val="32"/>
+    <w:qFormat/>
     <w:uiPriority w:val="62"/>
     <w:pPr>
       <w:spacing w:after="0" w:line="240" w:lineRule="auto"/>
@@ -5419,6 +5972,7 @@
   <w:style w:type="table" w:styleId="54">
     <w:name w:val="Light Grid Accent 6"/>
     <w:basedOn w:val="32"/>
+    <w:qFormat/>
     <w:uiPriority w:val="62"/>
     <w:pPr>
       <w:spacing w:after="0" w:line="240" w:lineRule="auto"/>
@@ -5866,6 +6420,7 @@
   <w:style w:type="table" w:styleId="58">
     <w:name w:val="Medium Shading 1 Accent 3"/>
     <w:basedOn w:val="32"/>
+    <w:qFormat/>
     <w:uiPriority w:val="63"/>
     <w:pPr>
       <w:spacing w:after="0" w:line="240" w:lineRule="auto"/>
@@ -13776,6 +14331,7 @@
   <w:style w:type="table" w:styleId="122">
     <w:name w:val="Colorful List Accent 4"/>
     <w:basedOn w:val="32"/>
+    <w:qFormat/>
     <w:uiPriority w:val="72"/>
     <w:pPr>
       <w:spacing w:after="0" w:line="240" w:lineRule="auto"/>
